--- a/flutter/module 7 Packages and Plugins in Flutter/workshop student handout/workshop2 handouts.docx
+++ b/flutter/module 7 Packages and Plugins in Flutter/workshop student handout/workshop2 handouts.docx
@@ -1,12 +1,14 @@
 
 <file path=word/document.xml><?xml version="1.0" encoding="utf-8"?>
-<w:document xmlns:wpc="http://schemas.microsoft.com/office/word/2010/wordprocessingCanvas" xmlns:cx="http://schemas.microsoft.com/office/drawing/2014/chartex" xmlns:cx1="http://schemas.microsoft.com/office/drawing/2015/9/8/chartex" xmlns:cx2="http://schemas.microsoft.com/office/drawing/2015/10/21/chartex" xmlns:cx3="http://schemas.microsoft.com/office/drawing/2016/5/9/chartex" xmlns:cx4="http://schemas.microsoft.com/office/drawing/2016/5/10/chartex" xmlns:cx5="http://schemas.microsoft.com/office/drawing/2016/5/11/chartex" xmlns:cx6="http://schemas.microsoft.com/office/drawing/2016/5/12/chartex" xmlns:cx7="http://schemas.microsoft.com/office/drawing/2016/5/13/chartex" xmlns:cx8="http://schemas.microsoft.com/office/drawing/2016/5/14/chartex" xmlns:mc="http://schemas.openxmlformats.org/markup-compatibility/2006" xmlns:aink="http://schemas.microsoft.com/office/drawing/2016/ink" xmlns:am3d="http://schemas.microsoft.com/office/drawing/2017/model3d" xmlns:o="urn:schemas-microsoft-com:office:office" xmlns:oel="http://schemas.microsoft.com/office/2019/extlst" xmlns:r="http://schemas.openxmlformats.org/officeDocument/2006/relationships" xmlns:m="http://schemas.openxmlformats.org/officeDocument/2006/math" xmlns:v="urn:schemas-microsoft-com:vml" xmlns:wp14="http://schemas.microsoft.com/office/word/2010/wordprocessingDrawing" xmlns:wp="http://schemas.openxmlformats.org/drawingml/2006/wordprocessingDrawing" xmlns:w10="urn:schemas-microsoft-com:office:word" xmlns:w="http://schemas.openxmlformats.org/wordprocessingml/2006/main" xmlns:w14="http://schemas.microsoft.com/office/word/2010/wordml" xmlns:w15="http://schemas.microsoft.com/office/word/2012/wordml" xmlns:w16cex="http://schemas.microsoft.com/office/word/2018/wordml/cex" xmlns:w16cid="http://schemas.microsoft.com/office/word/2016/wordml/cid" xmlns:w16="http://schemas.microsoft.com/office/word/2018/wordml" xmlns:w16sdtdh="http://schemas.microsoft.com/office/word/2020/wordml/sdtdatahash" xmlns:w16se="http://schemas.microsoft.com/office/word/2015/wordml/symex" xmlns:wpg="http://schemas.microsoft.com/office/word/2010/wordprocessingGroup" xmlns:wpi="http://schemas.microsoft.com/office/word/2010/wordprocessingInk" xmlns:wne="http://schemas.microsoft.com/office/word/2006/wordml" xmlns:wps="http://schemas.microsoft.com/office/word/2010/wordprocessingShape" mc:Ignorable="w14 w15 w16se w16cid w16 w16cex w16sdtdh wp14">
+<w:document xmlns:wpc="http://schemas.microsoft.com/office/word/2010/wordprocessingCanvas" xmlns:mc="http://schemas.openxmlformats.org/markup-compatibility/2006" xmlns:o="urn:schemas-microsoft-com:office:office" xmlns:r="http://schemas.openxmlformats.org/officeDocument/2006/relationships" xmlns:m="http://schemas.openxmlformats.org/officeDocument/2006/math" xmlns:v="urn:schemas-microsoft-com:vml" xmlns:wp14="http://schemas.microsoft.com/office/word/2010/wordprocessingDrawing" xmlns:wp="http://schemas.openxmlformats.org/drawingml/2006/wordprocessingDrawing" xmlns:w="http://schemas.openxmlformats.org/wordprocessingml/2006/main" xmlns:w14="http://schemas.microsoft.com/office/word/2010/wordml" xmlns:w10="urn:schemas-microsoft-com:office:word" xmlns:w15="http://schemas.microsoft.com/office/word/2012/wordml" xmlns:wpg="http://schemas.microsoft.com/office/word/2010/wordprocessingGroup" xmlns:wpi="http://schemas.microsoft.com/office/word/2010/wordprocessingInk" xmlns:wne="http://schemas.microsoft.com/office/word/2006/wordml" xmlns:wps="http://schemas.microsoft.com/office/word/2010/wordprocessingShape" xmlns:wpsCustomData="http://www.wps.cn/officeDocument/2013/wpsCustomData" mc:Ignorable="w14 w15 wp14">
   <w:body>
     <w:p>
       <w:pPr>
         <w:spacing w:before="240" w:after="240"/>
         <w:jc w:val="center"/>
       </w:pPr>
+      <w:bookmarkStart w:id="11" w:name="_GoBack"/>
+      <w:bookmarkEnd w:id="11"/>
       <w:r>
         <w:t xml:space="preserve">Flutter Developer Bootcamp </w:t>
       </w:r>
@@ -36,7 +38,7 @@
     </w:p>
     <w:p>
       <w:pPr>
-        <w:pStyle w:val="Heading1"/>
+        <w:pStyle w:val="2"/>
         <w:keepNext w:val="0"/>
         <w:keepLines w:val="0"/>
         <w:spacing w:before="480"/>
@@ -62,20 +64,12 @@
         <w:spacing w:before="240" w:after="240"/>
       </w:pPr>
       <w:r>
-        <w:t xml:space="preserve">This workshop demonstrates how to create an animation by using the </w:t>
-      </w:r>
-      <w:proofErr w:type="spellStart"/>
-      <w:r>
-        <w:t>lottie</w:t>
-      </w:r>
-      <w:proofErr w:type="spellEnd"/>
-      <w:r>
-        <w:t xml:space="preserve"> plugin.</w:t>
-      </w:r>
-    </w:p>
-    <w:p>
-      <w:pPr>
-        <w:pStyle w:val="Heading1"/>
+        <w:t>This workshop demonstrates how to create an animation by using the lottie plugin.</w:t>
+      </w:r>
+    </w:p>
+    <w:p>
+      <w:pPr>
+        <w:pStyle w:val="2"/>
         <w:keepNext w:val="0"/>
         <w:keepLines w:val="0"/>
         <w:spacing w:before="480"/>
@@ -103,7 +97,7 @@
     </w:p>
     <w:p>
       <w:pPr>
-        <w:pStyle w:val="Heading1"/>
+        <w:pStyle w:val="2"/>
         <w:keepNext w:val="0"/>
         <w:keepLines w:val="0"/>
         <w:spacing w:before="480"/>
@@ -147,15 +141,7 @@
         <w:tab/>
       </w:r>
       <w:r>
-        <w:t xml:space="preserve">Checkout the workshop from </w:t>
-      </w:r>
-      <w:proofErr w:type="spellStart"/>
-      <w:r>
-        <w:t>Git</w:t>
-      </w:r>
-      <w:proofErr w:type="spellEnd"/>
-      <w:r>
-        <w:t xml:space="preserve"> Repo:</w:t>
+        <w:t>Checkout the workshop from Git Repo:</w:t>
       </w:r>
     </w:p>
     <w:p>
@@ -250,15 +236,7 @@
         <w:tab/>
       </w:r>
       <w:r>
-        <w:t>Go To File: &lt;specific-file-with-</w:t>
-      </w:r>
-      <w:proofErr w:type="spellStart"/>
-      <w:r>
-        <w:t>lottie</w:t>
-      </w:r>
-      <w:proofErr w:type="spellEnd"/>
-      <w:r>
-        <w:t xml:space="preserve"> animation-method&gt; à &lt;method-name&gt;, implement your animation logic. Make the animation work</w:t>
+        <w:t>Go To File: &lt;specific-file-with-lottie animation-method&gt; à &lt;method-name&gt;, implement your animation logic. Make the animation work</w:t>
       </w:r>
     </w:p>
     <w:p>
@@ -269,7 +247,7 @@
     </w:p>
     <w:p>
       <w:pPr>
-        <w:pStyle w:val="Heading1"/>
+        <w:pStyle w:val="2"/>
         <w:spacing w:before="240" w:after="240"/>
         <w:rPr>
           <w:b/>
@@ -291,16 +269,16 @@
     <w:p>
       <w:pPr>
         <w:rPr>
-          <w:rFonts w:ascii="Roboto" w:eastAsia="Roboto" w:hAnsi="Roboto" w:cs="Roboto"/>
-          <w:color w:val="0D0D0D"/>
-          <w:sz w:val="24"/>
-          <w:szCs w:val="24"/>
-          <w:highlight w:val="white"/>
-        </w:rPr>
-      </w:pPr>
-      <w:r>
-        <w:rPr>
-          <w:rFonts w:ascii="Roboto" w:eastAsia="Roboto" w:hAnsi="Roboto" w:cs="Roboto"/>
+          <w:rFonts w:ascii="Roboto" w:hAnsi="Roboto" w:eastAsia="Roboto" w:cs="Roboto"/>
+          <w:color w:val="0D0D0D"/>
+          <w:sz w:val="24"/>
+          <w:szCs w:val="24"/>
+          <w:highlight w:val="white"/>
+        </w:rPr>
+      </w:pPr>
+      <w:r>
+        <w:rPr>
+          <w:rFonts w:ascii="Roboto" w:hAnsi="Roboto" w:eastAsia="Roboto" w:cs="Roboto"/>
           <w:color w:val="0D0D0D"/>
           <w:sz w:val="24"/>
           <w:szCs w:val="24"/>
@@ -312,7 +290,7 @@
     <w:p>
       <w:pPr>
         <w:rPr>
-          <w:rFonts w:ascii="Roboto" w:eastAsia="Roboto" w:hAnsi="Roboto" w:cs="Roboto"/>
+          <w:rFonts w:ascii="Roboto" w:hAnsi="Roboto" w:eastAsia="Roboto" w:cs="Roboto"/>
           <w:color w:val="0D0D0D"/>
           <w:sz w:val="28"/>
           <w:szCs w:val="28"/>
@@ -321,13 +299,12 @@
       </w:pPr>
       <w:r>
         <w:rPr>
-          <w:rFonts w:ascii="Roboto" w:eastAsia="Roboto" w:hAnsi="Roboto" w:cs="Roboto"/>
-          <w:color w:val="0D0D0D"/>
-          <w:sz w:val="24"/>
-          <w:szCs w:val="24"/>
-          <w:highlight w:val="white"/>
-        </w:rPr>
-        <w:lastRenderedPageBreak/>
+          <w:rFonts w:ascii="Roboto" w:hAnsi="Roboto" w:eastAsia="Roboto" w:cs="Roboto"/>
+          <w:color w:val="0D0D0D"/>
+          <w:sz w:val="24"/>
+          <w:szCs w:val="24"/>
+          <w:highlight w:val="white"/>
+        </w:rPr>
         <w:t xml:space="preserve">            </w:t>
       </w:r>
     </w:p>
@@ -338,16 +315,16 @@
           <w:numId w:val="1"/>
         </w:numPr>
         <w:rPr>
-          <w:rFonts w:ascii="Roboto" w:eastAsia="Roboto" w:hAnsi="Roboto" w:cs="Roboto"/>
-          <w:color w:val="0D0D0D"/>
-          <w:sz w:val="24"/>
-          <w:szCs w:val="24"/>
-          <w:highlight w:val="white"/>
-        </w:rPr>
-      </w:pPr>
-      <w:r>
-        <w:rPr>
-          <w:rFonts w:ascii="Roboto" w:eastAsia="Roboto" w:hAnsi="Roboto" w:cs="Roboto"/>
+          <w:rFonts w:ascii="Roboto" w:hAnsi="Roboto" w:eastAsia="Roboto" w:cs="Roboto"/>
+          <w:color w:val="0D0D0D"/>
+          <w:sz w:val="24"/>
+          <w:szCs w:val="24"/>
+          <w:highlight w:val="white"/>
+        </w:rPr>
+      </w:pPr>
+      <w:r>
+        <w:rPr>
+          <w:rFonts w:ascii="Roboto" w:hAnsi="Roboto" w:eastAsia="Roboto" w:cs="Roboto"/>
           <w:color w:val="0D0D0D"/>
           <w:sz w:val="24"/>
           <w:szCs w:val="24"/>
@@ -360,143 +337,51 @@
       <w:pPr>
         <w:ind w:left="720"/>
         <w:rPr>
-          <w:rFonts w:ascii="Roboto" w:eastAsia="Roboto" w:hAnsi="Roboto" w:cs="Roboto"/>
-          <w:color w:val="0D0D0D"/>
-          <w:sz w:val="24"/>
-          <w:szCs w:val="24"/>
-          <w:highlight w:val="white"/>
-        </w:rPr>
-      </w:pPr>
-      <w:r>
-        <w:rPr>
-          <w:rFonts w:ascii="Roboto" w:eastAsia="Roboto" w:hAnsi="Roboto" w:cs="Roboto"/>
-          <w:color w:val="0D0D0D"/>
-          <w:sz w:val="24"/>
-          <w:szCs w:val="24"/>
-          <w:highlight w:val="white"/>
-        </w:rPr>
-        <w:t xml:space="preserve">The </w:t>
-      </w:r>
-      <w:proofErr w:type="spellStart"/>
-      <w:proofErr w:type="gramStart"/>
-      <w:r>
-        <w:rPr>
-          <w:rFonts w:ascii="Roboto" w:eastAsia="Roboto" w:hAnsi="Roboto" w:cs="Roboto"/>
-          <w:color w:val="0D0D0D"/>
-          <w:sz w:val="24"/>
-          <w:szCs w:val="24"/>
-          <w:highlight w:val="white"/>
-        </w:rPr>
-        <w:t>package:flutter</w:t>
-      </w:r>
-      <w:proofErr w:type="spellEnd"/>
-      <w:r>
-        <w:rPr>
-          <w:rFonts w:ascii="Roboto" w:eastAsia="Roboto" w:hAnsi="Roboto" w:cs="Roboto"/>
-          <w:color w:val="0D0D0D"/>
-          <w:sz w:val="24"/>
-          <w:szCs w:val="24"/>
-          <w:highlight w:val="white"/>
-        </w:rPr>
-        <w:t>/</w:t>
-      </w:r>
-      <w:proofErr w:type="spellStart"/>
-      <w:r>
-        <w:rPr>
-          <w:rFonts w:ascii="Roboto" w:eastAsia="Roboto" w:hAnsi="Roboto" w:cs="Roboto"/>
-          <w:color w:val="0D0D0D"/>
-          <w:sz w:val="24"/>
-          <w:szCs w:val="24"/>
-          <w:highlight w:val="white"/>
-        </w:rPr>
-        <w:t>material.dart</w:t>
-      </w:r>
-      <w:proofErr w:type="spellEnd"/>
-      <w:proofErr w:type="gramEnd"/>
-      <w:r>
-        <w:rPr>
-          <w:rFonts w:ascii="Roboto" w:eastAsia="Roboto" w:hAnsi="Roboto" w:cs="Roboto"/>
-          <w:color w:val="0D0D0D"/>
-          <w:sz w:val="24"/>
-          <w:szCs w:val="24"/>
-          <w:highlight w:val="white"/>
-        </w:rPr>
-        <w:t xml:space="preserve"> package provides the core Flutter framework for building UIs with material design components.</w:t>
+          <w:rFonts w:ascii="Roboto" w:hAnsi="Roboto" w:eastAsia="Roboto" w:cs="Roboto"/>
+          <w:color w:val="0D0D0D"/>
+          <w:sz w:val="24"/>
+          <w:szCs w:val="24"/>
+          <w:highlight w:val="white"/>
+        </w:rPr>
+      </w:pPr>
+      <w:r>
+        <w:rPr>
+          <w:rFonts w:ascii="Roboto" w:hAnsi="Roboto" w:eastAsia="Roboto" w:cs="Roboto"/>
+          <w:color w:val="0D0D0D"/>
+          <w:sz w:val="24"/>
+          <w:szCs w:val="24"/>
+          <w:highlight w:val="white"/>
+        </w:rPr>
+        <w:t>The package:flutter/material.dart package provides the core Flutter framework for building UIs with material design components.</w:t>
       </w:r>
     </w:p>
     <w:p>
       <w:pPr>
         <w:ind w:left="720"/>
         <w:rPr>
-          <w:rFonts w:ascii="Roboto" w:eastAsia="Roboto" w:hAnsi="Roboto" w:cs="Roboto"/>
-          <w:color w:val="0D0D0D"/>
-          <w:sz w:val="24"/>
-          <w:szCs w:val="24"/>
-          <w:highlight w:val="white"/>
-        </w:rPr>
-      </w:pPr>
-      <w:r>
-        <w:rPr>
-          <w:rFonts w:ascii="Roboto" w:eastAsia="Roboto" w:hAnsi="Roboto" w:cs="Roboto"/>
-          <w:color w:val="0D0D0D"/>
-          <w:sz w:val="24"/>
-          <w:szCs w:val="24"/>
-          <w:highlight w:val="white"/>
-        </w:rPr>
-        <w:t xml:space="preserve">The </w:t>
-      </w:r>
-      <w:proofErr w:type="spellStart"/>
-      <w:proofErr w:type="gramStart"/>
-      <w:r>
-        <w:rPr>
-          <w:rFonts w:ascii="Roboto" w:eastAsia="Roboto" w:hAnsi="Roboto" w:cs="Roboto"/>
-          <w:color w:val="0D0D0D"/>
-          <w:sz w:val="24"/>
-          <w:szCs w:val="24"/>
-          <w:highlight w:val="white"/>
-        </w:rPr>
-        <w:t>package:lottie</w:t>
-      </w:r>
-      <w:proofErr w:type="spellEnd"/>
-      <w:r>
-        <w:rPr>
-          <w:rFonts w:ascii="Roboto" w:eastAsia="Roboto" w:hAnsi="Roboto" w:cs="Roboto"/>
-          <w:color w:val="0D0D0D"/>
-          <w:sz w:val="24"/>
-          <w:szCs w:val="24"/>
-          <w:highlight w:val="white"/>
-        </w:rPr>
-        <w:t>/</w:t>
-      </w:r>
-      <w:proofErr w:type="spellStart"/>
-      <w:r>
-        <w:rPr>
-          <w:rFonts w:ascii="Roboto" w:eastAsia="Roboto" w:hAnsi="Roboto" w:cs="Roboto"/>
-          <w:color w:val="0D0D0D"/>
-          <w:sz w:val="24"/>
-          <w:szCs w:val="24"/>
-          <w:highlight w:val="white"/>
-        </w:rPr>
-        <w:t>lottie.dart</w:t>
-      </w:r>
-      <w:proofErr w:type="spellEnd"/>
-      <w:proofErr w:type="gramEnd"/>
-      <w:r>
-        <w:rPr>
-          <w:rFonts w:ascii="Roboto" w:eastAsia="Roboto" w:hAnsi="Roboto" w:cs="Roboto"/>
-          <w:color w:val="0D0D0D"/>
-          <w:sz w:val="24"/>
-          <w:szCs w:val="24"/>
-          <w:highlight w:val="white"/>
-        </w:rPr>
-        <w:t xml:space="preserve"> package allows the app to use Lottie animations.</w:t>
+          <w:rFonts w:ascii="Roboto" w:hAnsi="Roboto" w:eastAsia="Roboto" w:cs="Roboto"/>
+          <w:color w:val="0D0D0D"/>
+          <w:sz w:val="24"/>
+          <w:szCs w:val="24"/>
+          <w:highlight w:val="white"/>
+        </w:rPr>
+      </w:pPr>
+      <w:r>
+        <w:rPr>
+          <w:rFonts w:ascii="Roboto" w:hAnsi="Roboto" w:eastAsia="Roboto" w:cs="Roboto"/>
+          <w:color w:val="0D0D0D"/>
+          <w:sz w:val="24"/>
+          <w:szCs w:val="24"/>
+          <w:highlight w:val="white"/>
+        </w:rPr>
+        <w:t>The package:lottie/lottie.dart package allows the app to use Lottie animations.</w:t>
       </w:r>
     </w:p>
     <w:p>
       <w:pPr>
         <w:ind w:left="720"/>
         <w:rPr>
-          <w:rFonts w:ascii="Roboto" w:eastAsia="Roboto" w:hAnsi="Roboto" w:cs="Roboto"/>
+          <w:rFonts w:ascii="Roboto" w:hAnsi="Roboto" w:eastAsia="Roboto" w:cs="Roboto"/>
           <w:color w:val="0D0D0D"/>
           <w:sz w:val="24"/>
           <w:szCs w:val="24"/>
@@ -511,16 +396,16 @@
           <w:numId w:val="1"/>
         </w:numPr>
         <w:rPr>
-          <w:rFonts w:ascii="Roboto" w:eastAsia="Roboto" w:hAnsi="Roboto" w:cs="Roboto"/>
-          <w:color w:val="0D0D0D"/>
-          <w:sz w:val="24"/>
-          <w:szCs w:val="24"/>
-          <w:highlight w:val="white"/>
-        </w:rPr>
-      </w:pPr>
-      <w:r>
-        <w:rPr>
-          <w:rFonts w:ascii="Roboto" w:eastAsia="Roboto" w:hAnsi="Roboto" w:cs="Roboto"/>
+          <w:rFonts w:ascii="Roboto" w:hAnsi="Roboto" w:eastAsia="Roboto" w:cs="Roboto"/>
+          <w:color w:val="0D0D0D"/>
+          <w:sz w:val="24"/>
+          <w:szCs w:val="24"/>
+          <w:highlight w:val="white"/>
+        </w:rPr>
+      </w:pPr>
+      <w:r>
+        <w:rPr>
+          <w:rFonts w:ascii="Roboto" w:hAnsi="Roboto" w:eastAsia="Roboto" w:cs="Roboto"/>
           <w:color w:val="0D0D0D"/>
           <w:sz w:val="24"/>
           <w:szCs w:val="24"/>
@@ -533,7 +418,7 @@
       <w:pPr>
         <w:ind w:left="720"/>
         <w:rPr>
-          <w:rFonts w:ascii="Roboto" w:eastAsia="Roboto" w:hAnsi="Roboto" w:cs="Roboto"/>
+          <w:rFonts w:ascii="Roboto" w:hAnsi="Roboto" w:eastAsia="Roboto" w:cs="Roboto"/>
           <w:color w:val="0D0D0D"/>
           <w:sz w:val="24"/>
           <w:szCs w:val="24"/>
@@ -548,40 +433,28 @@
           <w:numId w:val="1"/>
         </w:numPr>
         <w:rPr>
-          <w:rFonts w:ascii="Roboto" w:eastAsia="Roboto" w:hAnsi="Roboto" w:cs="Roboto"/>
-          <w:color w:val="0D0D0D"/>
-          <w:sz w:val="24"/>
-          <w:szCs w:val="24"/>
-          <w:highlight w:val="white"/>
-        </w:rPr>
-      </w:pPr>
-      <w:proofErr w:type="spellStart"/>
-      <w:r>
-        <w:rPr>
-          <w:rFonts w:ascii="Roboto" w:eastAsia="Roboto" w:hAnsi="Roboto" w:cs="Roboto"/>
-          <w:color w:val="0D0D0D"/>
-          <w:sz w:val="24"/>
-          <w:szCs w:val="24"/>
-          <w:highlight w:val="white"/>
-        </w:rPr>
-        <w:t>AppBar</w:t>
-      </w:r>
-      <w:proofErr w:type="spellEnd"/>
-      <w:r>
-        <w:rPr>
-          <w:rFonts w:ascii="Roboto" w:eastAsia="Roboto" w:hAnsi="Roboto" w:cs="Roboto"/>
-          <w:color w:val="0D0D0D"/>
-          <w:sz w:val="24"/>
-          <w:szCs w:val="24"/>
-          <w:highlight w:val="white"/>
-        </w:rPr>
-        <w:t>: Represents the app bar at the top of the screen. It typically contains a title and actions.</w:t>
-      </w:r>
-    </w:p>
-    <w:p>
-      <w:pPr>
-        <w:rPr>
-          <w:rFonts w:ascii="Roboto" w:eastAsia="Roboto" w:hAnsi="Roboto" w:cs="Roboto"/>
+          <w:rFonts w:ascii="Roboto" w:hAnsi="Roboto" w:eastAsia="Roboto" w:cs="Roboto"/>
+          <w:color w:val="0D0D0D"/>
+          <w:sz w:val="24"/>
+          <w:szCs w:val="24"/>
+          <w:highlight w:val="white"/>
+        </w:rPr>
+      </w:pPr>
+      <w:r>
+        <w:rPr>
+          <w:rFonts w:ascii="Roboto" w:hAnsi="Roboto" w:eastAsia="Roboto" w:cs="Roboto"/>
+          <w:color w:val="0D0D0D"/>
+          <w:sz w:val="24"/>
+          <w:szCs w:val="24"/>
+          <w:highlight w:val="white"/>
+        </w:rPr>
+        <w:t>AppBar: Represents the app bar at the top of the screen. It typically contains a title and actions.</w:t>
+      </w:r>
+    </w:p>
+    <w:p>
+      <w:pPr>
+        <w:rPr>
+          <w:rFonts w:ascii="Roboto" w:hAnsi="Roboto" w:eastAsia="Roboto" w:cs="Roboto"/>
           <w:color w:val="0D0D0D"/>
           <w:sz w:val="24"/>
           <w:szCs w:val="24"/>
@@ -596,16 +469,16 @@
           <w:numId w:val="1"/>
         </w:numPr>
         <w:rPr>
-          <w:rFonts w:ascii="Roboto" w:eastAsia="Roboto" w:hAnsi="Roboto" w:cs="Roboto"/>
-          <w:color w:val="0D0D0D"/>
-          <w:sz w:val="24"/>
-          <w:szCs w:val="24"/>
-          <w:highlight w:val="white"/>
-        </w:rPr>
-      </w:pPr>
-      <w:r>
-        <w:rPr>
-          <w:rFonts w:ascii="Roboto" w:eastAsia="Roboto" w:hAnsi="Roboto" w:cs="Roboto"/>
+          <w:rFonts w:ascii="Roboto" w:hAnsi="Roboto" w:eastAsia="Roboto" w:cs="Roboto"/>
+          <w:color w:val="0D0D0D"/>
+          <w:sz w:val="24"/>
+          <w:szCs w:val="24"/>
+          <w:highlight w:val="white"/>
+        </w:rPr>
+      </w:pPr>
+      <w:r>
+        <w:rPr>
+          <w:rFonts w:ascii="Roboto" w:hAnsi="Roboto" w:eastAsia="Roboto" w:cs="Roboto"/>
           <w:color w:val="0D0D0D"/>
           <w:sz w:val="24"/>
           <w:szCs w:val="24"/>
@@ -618,7 +491,7 @@
       <w:pPr>
         <w:ind w:left="720"/>
         <w:rPr>
-          <w:rFonts w:ascii="Roboto" w:eastAsia="Roboto" w:hAnsi="Roboto" w:cs="Roboto"/>
+          <w:rFonts w:ascii="Roboto" w:hAnsi="Roboto" w:eastAsia="Roboto" w:cs="Roboto"/>
           <w:color w:val="0D0D0D"/>
           <w:sz w:val="24"/>
           <w:szCs w:val="24"/>
@@ -633,16 +506,16 @@
           <w:numId w:val="1"/>
         </w:numPr>
         <w:rPr>
-          <w:rFonts w:ascii="Roboto" w:eastAsia="Roboto" w:hAnsi="Roboto" w:cs="Roboto"/>
-          <w:color w:val="0D0D0D"/>
-          <w:sz w:val="24"/>
-          <w:szCs w:val="24"/>
-          <w:highlight w:val="white"/>
-        </w:rPr>
-      </w:pPr>
-      <w:r>
-        <w:rPr>
-          <w:rFonts w:ascii="Roboto" w:eastAsia="Roboto" w:hAnsi="Roboto" w:cs="Roboto"/>
+          <w:rFonts w:ascii="Roboto" w:hAnsi="Roboto" w:eastAsia="Roboto" w:cs="Roboto"/>
+          <w:color w:val="0D0D0D"/>
+          <w:sz w:val="24"/>
+          <w:szCs w:val="24"/>
+          <w:highlight w:val="white"/>
+        </w:rPr>
+      </w:pPr>
+      <w:r>
+        <w:rPr>
+          <w:rFonts w:ascii="Roboto" w:hAnsi="Roboto" w:eastAsia="Roboto" w:cs="Roboto"/>
           <w:color w:val="0D0D0D"/>
           <w:sz w:val="24"/>
           <w:szCs w:val="24"/>
@@ -655,7 +528,7 @@
       <w:pPr>
         <w:ind w:left="720"/>
         <w:rPr>
-          <w:rFonts w:ascii="Roboto" w:eastAsia="Roboto" w:hAnsi="Roboto" w:cs="Roboto"/>
+          <w:rFonts w:ascii="Roboto" w:hAnsi="Roboto" w:eastAsia="Roboto" w:cs="Roboto"/>
           <w:color w:val="0D0D0D"/>
           <w:sz w:val="24"/>
           <w:szCs w:val="24"/>
@@ -670,41 +543,29 @@
           <w:numId w:val="1"/>
         </w:numPr>
         <w:rPr>
-          <w:rFonts w:ascii="Roboto" w:eastAsia="Roboto" w:hAnsi="Roboto" w:cs="Roboto"/>
-          <w:color w:val="0D0D0D"/>
-          <w:sz w:val="24"/>
-          <w:szCs w:val="24"/>
-          <w:highlight w:val="white"/>
-        </w:rPr>
-      </w:pPr>
-      <w:proofErr w:type="spellStart"/>
-      <w:r>
-        <w:rPr>
-          <w:rFonts w:ascii="Roboto" w:eastAsia="Roboto" w:hAnsi="Roboto" w:cs="Roboto"/>
-          <w:color w:val="0D0D0D"/>
-          <w:sz w:val="24"/>
-          <w:szCs w:val="24"/>
-          <w:highlight w:val="white"/>
-        </w:rPr>
-        <w:t>ElevatedButton</w:t>
-      </w:r>
-      <w:proofErr w:type="spellEnd"/>
-      <w:r>
-        <w:rPr>
-          <w:rFonts w:ascii="Roboto" w:eastAsia="Roboto" w:hAnsi="Roboto" w:cs="Roboto"/>
-          <w:color w:val="0D0D0D"/>
-          <w:sz w:val="24"/>
-          <w:szCs w:val="24"/>
-          <w:highlight w:val="white"/>
-        </w:rPr>
-        <w:t>: A material design button with a filled background color when pressed.</w:t>
+          <w:rFonts w:ascii="Roboto" w:hAnsi="Roboto" w:eastAsia="Roboto" w:cs="Roboto"/>
+          <w:color w:val="0D0D0D"/>
+          <w:sz w:val="24"/>
+          <w:szCs w:val="24"/>
+          <w:highlight w:val="white"/>
+        </w:rPr>
+      </w:pPr>
+      <w:r>
+        <w:rPr>
+          <w:rFonts w:ascii="Roboto" w:hAnsi="Roboto" w:eastAsia="Roboto" w:cs="Roboto"/>
+          <w:color w:val="0D0D0D"/>
+          <w:sz w:val="24"/>
+          <w:szCs w:val="24"/>
+          <w:highlight w:val="white"/>
+        </w:rPr>
+        <w:t>ElevatedButton: A material design button with a filled background color when pressed.</w:t>
       </w:r>
     </w:p>
     <w:p>
       <w:pPr>
         <w:ind w:left="720"/>
         <w:rPr>
-          <w:rFonts w:ascii="Roboto" w:eastAsia="Roboto" w:hAnsi="Roboto" w:cs="Roboto"/>
+          <w:rFonts w:ascii="Roboto" w:hAnsi="Roboto" w:eastAsia="Roboto" w:cs="Roboto"/>
           <w:color w:val="0D0D0D"/>
           <w:sz w:val="24"/>
           <w:szCs w:val="24"/>
@@ -716,7 +577,7 @@
       <w:pPr>
         <w:ind w:left="720"/>
         <w:rPr>
-          <w:rFonts w:ascii="Roboto" w:eastAsia="Roboto" w:hAnsi="Roboto" w:cs="Roboto"/>
+          <w:rFonts w:ascii="Roboto" w:hAnsi="Roboto" w:eastAsia="Roboto" w:cs="Roboto"/>
           <w:color w:val="0D0D0D"/>
           <w:sz w:val="24"/>
           <w:szCs w:val="24"/>
@@ -731,41 +592,29 @@
           <w:numId w:val="1"/>
         </w:numPr>
         <w:rPr>
-          <w:rFonts w:ascii="Roboto" w:eastAsia="Roboto" w:hAnsi="Roboto" w:cs="Roboto"/>
-          <w:color w:val="0D0D0D"/>
-          <w:sz w:val="24"/>
-          <w:szCs w:val="24"/>
-          <w:highlight w:val="white"/>
-        </w:rPr>
-      </w:pPr>
-      <w:proofErr w:type="spellStart"/>
-      <w:r>
-        <w:rPr>
-          <w:rFonts w:ascii="Roboto" w:eastAsia="Roboto" w:hAnsi="Roboto" w:cs="Roboto"/>
-          <w:color w:val="0D0D0D"/>
-          <w:sz w:val="24"/>
-          <w:szCs w:val="24"/>
-          <w:highlight w:val="white"/>
-        </w:rPr>
-        <w:t>LottieScreen</w:t>
-      </w:r>
-      <w:proofErr w:type="spellEnd"/>
-      <w:r>
-        <w:rPr>
-          <w:rFonts w:ascii="Roboto" w:eastAsia="Roboto" w:hAnsi="Roboto" w:cs="Roboto"/>
-          <w:color w:val="0D0D0D"/>
-          <w:sz w:val="24"/>
-          <w:szCs w:val="24"/>
-          <w:highlight w:val="white"/>
-        </w:rPr>
-        <w:t xml:space="preserve"> is a stateful widget. It means it can maintain state that might change during the lifetime of the widget. Stateful widgets are used when the UI needs to update dynamically based on changes in data or user interactions.</w:t>
+          <w:rFonts w:ascii="Roboto" w:hAnsi="Roboto" w:eastAsia="Roboto" w:cs="Roboto"/>
+          <w:color w:val="0D0D0D"/>
+          <w:sz w:val="24"/>
+          <w:szCs w:val="24"/>
+          <w:highlight w:val="white"/>
+        </w:rPr>
+      </w:pPr>
+      <w:r>
+        <w:rPr>
+          <w:rFonts w:ascii="Roboto" w:hAnsi="Roboto" w:eastAsia="Roboto" w:cs="Roboto"/>
+          <w:color w:val="0D0D0D"/>
+          <w:sz w:val="24"/>
+          <w:szCs w:val="24"/>
+          <w:highlight w:val="white"/>
+        </w:rPr>
+        <w:t>LottieScreen is a stateful widget. It means it can maintain state that might change during the lifetime of the widget. Stateful widgets are used when the UI needs to update dynamically based on changes in data or user interactions.</w:t>
       </w:r>
     </w:p>
     <w:p>
       <w:pPr>
         <w:ind w:left="720"/>
         <w:rPr>
-          <w:rFonts w:ascii="Roboto" w:eastAsia="Roboto" w:hAnsi="Roboto" w:cs="Roboto"/>
+          <w:rFonts w:ascii="Roboto" w:hAnsi="Roboto" w:eastAsia="Roboto" w:cs="Roboto"/>
           <w:color w:val="0D0D0D"/>
           <w:sz w:val="24"/>
           <w:szCs w:val="24"/>
@@ -780,16 +629,16 @@
           <w:numId w:val="1"/>
         </w:numPr>
         <w:rPr>
-          <w:rFonts w:ascii="Roboto" w:eastAsia="Roboto" w:hAnsi="Roboto" w:cs="Roboto"/>
-          <w:color w:val="0D0D0D"/>
-          <w:sz w:val="24"/>
-          <w:szCs w:val="24"/>
-          <w:highlight w:val="white"/>
-        </w:rPr>
-      </w:pPr>
-      <w:r>
-        <w:rPr>
-          <w:rFonts w:ascii="Roboto" w:eastAsia="Roboto" w:hAnsi="Roboto" w:cs="Roboto"/>
+          <w:rFonts w:ascii="Roboto" w:hAnsi="Roboto" w:eastAsia="Roboto" w:cs="Roboto"/>
+          <w:color w:val="0D0D0D"/>
+          <w:sz w:val="24"/>
+          <w:szCs w:val="24"/>
+          <w:highlight w:val="white"/>
+        </w:rPr>
+      </w:pPr>
+      <w:r>
+        <w:rPr>
+          <w:rFonts w:ascii="Roboto" w:hAnsi="Roboto" w:eastAsia="Roboto" w:cs="Roboto"/>
           <w:color w:val="0D0D0D"/>
           <w:sz w:val="24"/>
           <w:szCs w:val="24"/>
@@ -802,119 +651,29 @@
       <w:pPr>
         <w:ind w:left="720"/>
         <w:rPr>
-          <w:rFonts w:ascii="Roboto" w:eastAsia="Roboto" w:hAnsi="Roboto" w:cs="Roboto"/>
-          <w:color w:val="0D0D0D"/>
-          <w:sz w:val="24"/>
-          <w:szCs w:val="24"/>
-          <w:highlight w:val="white"/>
-        </w:rPr>
-      </w:pPr>
-      <w:proofErr w:type="spellStart"/>
-      <w:r>
-        <w:rPr>
-          <w:rFonts w:ascii="Roboto" w:eastAsia="Roboto" w:hAnsi="Roboto" w:cs="Roboto"/>
-          <w:color w:val="0D0D0D"/>
-          <w:sz w:val="24"/>
-          <w:szCs w:val="24"/>
-          <w:highlight w:val="white"/>
-        </w:rPr>
-        <w:t>LottieScreenState</w:t>
-      </w:r>
-      <w:proofErr w:type="spellEnd"/>
-      <w:r>
-        <w:rPr>
-          <w:rFonts w:ascii="Roboto" w:eastAsia="Roboto" w:hAnsi="Roboto" w:cs="Roboto"/>
-          <w:color w:val="0D0D0D"/>
-          <w:sz w:val="24"/>
-          <w:szCs w:val="24"/>
-          <w:highlight w:val="white"/>
-        </w:rPr>
-        <w:t xml:space="preserve"> class manages the state of the </w:t>
-      </w:r>
-      <w:proofErr w:type="spellStart"/>
-      <w:r>
-        <w:rPr>
-          <w:rFonts w:ascii="Roboto" w:eastAsia="Roboto" w:hAnsi="Roboto" w:cs="Roboto"/>
-          <w:color w:val="0D0D0D"/>
-          <w:sz w:val="24"/>
-          <w:szCs w:val="24"/>
-          <w:highlight w:val="white"/>
-        </w:rPr>
-        <w:t>currentAnimation</w:t>
-      </w:r>
-      <w:proofErr w:type="spellEnd"/>
-      <w:r>
-        <w:rPr>
-          <w:rFonts w:ascii="Roboto" w:eastAsia="Roboto" w:hAnsi="Roboto" w:cs="Roboto"/>
-          <w:color w:val="0D0D0D"/>
-          <w:sz w:val="24"/>
-          <w:szCs w:val="24"/>
-          <w:highlight w:val="white"/>
-        </w:rPr>
-        <w:t xml:space="preserve"> variable. The </w:t>
-      </w:r>
-      <w:proofErr w:type="spellStart"/>
-      <w:proofErr w:type="gramStart"/>
-      <w:r>
-        <w:rPr>
-          <w:rFonts w:ascii="Roboto" w:eastAsia="Roboto" w:hAnsi="Roboto" w:cs="Roboto"/>
-          <w:color w:val="0D0D0D"/>
-          <w:sz w:val="24"/>
-          <w:szCs w:val="24"/>
-          <w:highlight w:val="white"/>
-        </w:rPr>
-        <w:t>setState</w:t>
-      </w:r>
-      <w:proofErr w:type="spellEnd"/>
-      <w:r>
-        <w:rPr>
-          <w:rFonts w:ascii="Roboto" w:eastAsia="Roboto" w:hAnsi="Roboto" w:cs="Roboto"/>
-          <w:color w:val="0D0D0D"/>
-          <w:sz w:val="24"/>
-          <w:szCs w:val="24"/>
-          <w:highlight w:val="white"/>
-        </w:rPr>
-        <w:t>(</w:t>
-      </w:r>
-      <w:proofErr w:type="gramEnd"/>
-      <w:r>
-        <w:rPr>
-          <w:rFonts w:ascii="Roboto" w:eastAsia="Roboto" w:hAnsi="Roboto" w:cs="Roboto"/>
-          <w:color w:val="0D0D0D"/>
-          <w:sz w:val="24"/>
-          <w:szCs w:val="24"/>
-          <w:highlight w:val="white"/>
-        </w:rPr>
-        <w:t xml:space="preserve">) function is called when </w:t>
-      </w:r>
-      <w:proofErr w:type="spellStart"/>
-      <w:r>
-        <w:rPr>
-          <w:rFonts w:ascii="Roboto" w:eastAsia="Roboto" w:hAnsi="Roboto" w:cs="Roboto"/>
-          <w:color w:val="0D0D0D"/>
-          <w:sz w:val="24"/>
-          <w:szCs w:val="24"/>
-          <w:highlight w:val="white"/>
-        </w:rPr>
-        <w:t>changeAnimation</w:t>
-      </w:r>
-      <w:proofErr w:type="spellEnd"/>
-      <w:r>
-        <w:rPr>
-          <w:rFonts w:ascii="Roboto" w:eastAsia="Roboto" w:hAnsi="Roboto" w:cs="Roboto"/>
-          <w:color w:val="0D0D0D"/>
-          <w:sz w:val="24"/>
-          <w:szCs w:val="24"/>
-          <w:highlight w:val="white"/>
-        </w:rPr>
-        <w:t xml:space="preserve"> is invoked, indicating that the state has changed. Flutter then automatically rebuilds the UI with the updated state.</w:t>
+          <w:rFonts w:ascii="Roboto" w:hAnsi="Roboto" w:eastAsia="Roboto" w:cs="Roboto"/>
+          <w:color w:val="0D0D0D"/>
+          <w:sz w:val="24"/>
+          <w:szCs w:val="24"/>
+          <w:highlight w:val="white"/>
+        </w:rPr>
+      </w:pPr>
+      <w:r>
+        <w:rPr>
+          <w:rFonts w:ascii="Roboto" w:hAnsi="Roboto" w:eastAsia="Roboto" w:cs="Roboto"/>
+          <w:color w:val="0D0D0D"/>
+          <w:sz w:val="24"/>
+          <w:szCs w:val="24"/>
+          <w:highlight w:val="white"/>
+        </w:rPr>
+        <w:t>LottieScreenState class manages the state of the currentAnimation variable. The setState() function is called when changeAnimation is invoked, indicating that the state has changed. Flutter then automatically rebuilds the UI with the updated state.</w:t>
       </w:r>
     </w:p>
     <w:p>
       <w:pPr>
         <w:ind w:left="720"/>
         <w:rPr>
-          <w:rFonts w:ascii="Roboto" w:eastAsia="Roboto" w:hAnsi="Roboto" w:cs="Roboto"/>
+          <w:rFonts w:ascii="Roboto" w:hAnsi="Roboto" w:eastAsia="Roboto" w:cs="Roboto"/>
           <w:color w:val="0D0D0D"/>
           <w:sz w:val="24"/>
           <w:szCs w:val="24"/>
@@ -929,16 +688,16 @@
           <w:numId w:val="1"/>
         </w:numPr>
         <w:rPr>
-          <w:rFonts w:ascii="Roboto" w:eastAsia="Roboto" w:hAnsi="Roboto" w:cs="Roboto"/>
-          <w:color w:val="0D0D0D"/>
-          <w:sz w:val="24"/>
-          <w:szCs w:val="24"/>
-          <w:highlight w:val="white"/>
-        </w:rPr>
-      </w:pPr>
-      <w:r>
-        <w:rPr>
-          <w:rFonts w:ascii="Roboto" w:eastAsia="Roboto" w:hAnsi="Roboto" w:cs="Roboto"/>
+          <w:rFonts w:ascii="Roboto" w:hAnsi="Roboto" w:eastAsia="Roboto" w:cs="Roboto"/>
+          <w:color w:val="0D0D0D"/>
+          <w:sz w:val="24"/>
+          <w:szCs w:val="24"/>
+          <w:highlight w:val="white"/>
+        </w:rPr>
+      </w:pPr>
+      <w:r>
+        <w:rPr>
+          <w:rFonts w:ascii="Roboto" w:hAnsi="Roboto" w:eastAsia="Roboto" w:cs="Roboto"/>
           <w:color w:val="0D0D0D"/>
           <w:sz w:val="24"/>
           <w:szCs w:val="24"/>
@@ -951,97 +710,29 @@
       <w:pPr>
         <w:ind w:left="720"/>
         <w:rPr>
-          <w:rFonts w:ascii="Roboto" w:eastAsia="Roboto" w:hAnsi="Roboto" w:cs="Roboto"/>
-          <w:color w:val="0D0D0D"/>
-          <w:sz w:val="24"/>
-          <w:szCs w:val="24"/>
-          <w:highlight w:val="white"/>
-        </w:rPr>
-      </w:pPr>
-      <w:r>
-        <w:rPr>
-          <w:rFonts w:ascii="Roboto" w:eastAsia="Roboto" w:hAnsi="Roboto" w:cs="Roboto"/>
-          <w:color w:val="0D0D0D"/>
-          <w:sz w:val="24"/>
-          <w:szCs w:val="24"/>
-          <w:highlight w:val="white"/>
-        </w:rPr>
-        <w:t>Animation assets (</w:t>
-      </w:r>
-      <w:proofErr w:type="spellStart"/>
-      <w:proofErr w:type="gramStart"/>
-      <w:r>
-        <w:rPr>
-          <w:rFonts w:ascii="Roboto" w:eastAsia="Roboto" w:hAnsi="Roboto" w:cs="Roboto"/>
-          <w:color w:val="0D0D0D"/>
-          <w:sz w:val="24"/>
-          <w:szCs w:val="24"/>
-          <w:highlight w:val="white"/>
-        </w:rPr>
-        <w:t>kitty.json</w:t>
-      </w:r>
-      <w:proofErr w:type="spellEnd"/>
-      <w:proofErr w:type="gramEnd"/>
-      <w:r>
-        <w:rPr>
-          <w:rFonts w:ascii="Roboto" w:eastAsia="Roboto" w:hAnsi="Roboto" w:cs="Roboto"/>
-          <w:color w:val="0D0D0D"/>
-          <w:sz w:val="24"/>
-          <w:szCs w:val="24"/>
-          <w:highlight w:val="white"/>
-        </w:rPr>
-        <w:t xml:space="preserve">, </w:t>
-      </w:r>
-      <w:proofErr w:type="spellStart"/>
-      <w:r>
-        <w:rPr>
-          <w:rFonts w:ascii="Roboto" w:eastAsia="Roboto" w:hAnsi="Roboto" w:cs="Roboto"/>
-          <w:color w:val="0D0D0D"/>
-          <w:sz w:val="24"/>
-          <w:szCs w:val="24"/>
-          <w:highlight w:val="white"/>
-        </w:rPr>
-        <w:t>puppy.json</w:t>
-      </w:r>
-      <w:proofErr w:type="spellEnd"/>
-      <w:r>
-        <w:rPr>
-          <w:rFonts w:ascii="Roboto" w:eastAsia="Roboto" w:hAnsi="Roboto" w:cs="Roboto"/>
-          <w:color w:val="0D0D0D"/>
-          <w:sz w:val="24"/>
-          <w:szCs w:val="24"/>
-          <w:highlight w:val="white"/>
-        </w:rPr>
-        <w:t xml:space="preserve">, etc.) are stored in the assets folder. They're loaded into the app using </w:t>
-      </w:r>
-      <w:proofErr w:type="spellStart"/>
-      <w:r>
-        <w:rPr>
-          <w:rFonts w:ascii="Roboto" w:eastAsia="Roboto" w:hAnsi="Roboto" w:cs="Roboto"/>
-          <w:color w:val="0D0D0D"/>
-          <w:sz w:val="24"/>
-          <w:szCs w:val="24"/>
-          <w:highlight w:val="white"/>
-        </w:rPr>
-        <w:t>Lottie.asset</w:t>
-      </w:r>
-      <w:proofErr w:type="spellEnd"/>
-      <w:r>
-        <w:rPr>
-          <w:rFonts w:ascii="Roboto" w:eastAsia="Roboto" w:hAnsi="Roboto" w:cs="Roboto"/>
-          <w:color w:val="0D0D0D"/>
-          <w:sz w:val="24"/>
-          <w:szCs w:val="24"/>
-          <w:highlight w:val="white"/>
-        </w:rPr>
-        <w:t>, which displays Lottie animations.</w:t>
+          <w:rFonts w:ascii="Roboto" w:hAnsi="Roboto" w:eastAsia="Roboto" w:cs="Roboto"/>
+          <w:color w:val="0D0D0D"/>
+          <w:sz w:val="24"/>
+          <w:szCs w:val="24"/>
+          <w:highlight w:val="white"/>
+        </w:rPr>
+      </w:pPr>
+      <w:r>
+        <w:rPr>
+          <w:rFonts w:ascii="Roboto" w:hAnsi="Roboto" w:eastAsia="Roboto" w:cs="Roboto"/>
+          <w:color w:val="0D0D0D"/>
+          <w:sz w:val="24"/>
+          <w:szCs w:val="24"/>
+          <w:highlight w:val="white"/>
+        </w:rPr>
+        <w:t>Animation assets (kitty.json, puppy.json, etc.) are stored in the assets folder. They're loaded into the app using Lottie.asset, which displays Lottie animations.</w:t>
       </w:r>
     </w:p>
     <w:p>
       <w:pPr>
         <w:ind w:left="720"/>
         <w:rPr>
-          <w:rFonts w:ascii="Roboto" w:eastAsia="Roboto" w:hAnsi="Roboto" w:cs="Roboto"/>
+          <w:rFonts w:ascii="Roboto" w:hAnsi="Roboto" w:eastAsia="Roboto" w:cs="Roboto"/>
           <w:color w:val="0D0D0D"/>
           <w:sz w:val="24"/>
           <w:szCs w:val="24"/>
@@ -1056,16 +747,16 @@
           <w:numId w:val="1"/>
         </w:numPr>
         <w:rPr>
-          <w:rFonts w:ascii="Roboto" w:eastAsia="Roboto" w:hAnsi="Roboto" w:cs="Roboto"/>
-          <w:color w:val="0D0D0D"/>
-          <w:sz w:val="24"/>
-          <w:szCs w:val="24"/>
-          <w:highlight w:val="white"/>
-        </w:rPr>
-      </w:pPr>
-      <w:r>
-        <w:rPr>
-          <w:rFonts w:ascii="Roboto" w:eastAsia="Roboto" w:hAnsi="Roboto" w:cs="Roboto"/>
+          <w:rFonts w:ascii="Roboto" w:hAnsi="Roboto" w:eastAsia="Roboto" w:cs="Roboto"/>
+          <w:color w:val="0D0D0D"/>
+          <w:sz w:val="24"/>
+          <w:szCs w:val="24"/>
+          <w:highlight w:val="white"/>
+        </w:rPr>
+      </w:pPr>
+      <w:r>
+        <w:rPr>
+          <w:rFonts w:ascii="Roboto" w:hAnsi="Roboto" w:eastAsia="Roboto" w:cs="Roboto"/>
           <w:color w:val="0D0D0D"/>
           <w:sz w:val="24"/>
           <w:szCs w:val="24"/>
@@ -1078,85 +769,29 @@
       <w:pPr>
         <w:ind w:left="720"/>
         <w:rPr>
-          <w:rFonts w:ascii="Roboto" w:eastAsia="Roboto" w:hAnsi="Roboto" w:cs="Roboto"/>
-          <w:color w:val="0D0D0D"/>
-          <w:sz w:val="24"/>
-          <w:szCs w:val="24"/>
-          <w:highlight w:val="white"/>
-        </w:rPr>
-      </w:pPr>
-      <w:proofErr w:type="spellStart"/>
-      <w:r>
-        <w:rPr>
-          <w:rFonts w:ascii="Roboto" w:eastAsia="Roboto" w:hAnsi="Roboto" w:cs="Roboto"/>
-          <w:color w:val="0D0D0D"/>
-          <w:sz w:val="24"/>
-          <w:szCs w:val="24"/>
-          <w:highlight w:val="white"/>
-        </w:rPr>
-        <w:t>buildButton</w:t>
-      </w:r>
-      <w:proofErr w:type="spellEnd"/>
-      <w:r>
-        <w:rPr>
-          <w:rFonts w:ascii="Roboto" w:eastAsia="Roboto" w:hAnsi="Roboto" w:cs="Roboto"/>
-          <w:color w:val="0D0D0D"/>
-          <w:sz w:val="24"/>
-          <w:szCs w:val="24"/>
-          <w:highlight w:val="white"/>
-        </w:rPr>
-        <w:t xml:space="preserve"> function creates buttons for selecting different animations. When a button is pressed, it calls the _</w:t>
-      </w:r>
-      <w:proofErr w:type="spellStart"/>
-      <w:r>
-        <w:rPr>
-          <w:rFonts w:ascii="Roboto" w:eastAsia="Roboto" w:hAnsi="Roboto" w:cs="Roboto"/>
-          <w:color w:val="0D0D0D"/>
-          <w:sz w:val="24"/>
-          <w:szCs w:val="24"/>
-          <w:highlight w:val="white"/>
-        </w:rPr>
-        <w:t>changeAnimation</w:t>
-      </w:r>
-      <w:proofErr w:type="spellEnd"/>
-      <w:r>
-        <w:rPr>
-          <w:rFonts w:ascii="Roboto" w:eastAsia="Roboto" w:hAnsi="Roboto" w:cs="Roboto"/>
-          <w:color w:val="0D0D0D"/>
-          <w:sz w:val="24"/>
-          <w:szCs w:val="24"/>
-          <w:highlight w:val="white"/>
-        </w:rPr>
-        <w:t xml:space="preserve"> function, which updates the </w:t>
-      </w:r>
-      <w:proofErr w:type="spellStart"/>
-      <w:r>
-        <w:rPr>
-          <w:rFonts w:ascii="Roboto" w:eastAsia="Roboto" w:hAnsi="Roboto" w:cs="Roboto"/>
-          <w:color w:val="0D0D0D"/>
-          <w:sz w:val="24"/>
-          <w:szCs w:val="24"/>
-          <w:highlight w:val="white"/>
-        </w:rPr>
-        <w:t>currentAnimation</w:t>
-      </w:r>
-      <w:proofErr w:type="spellEnd"/>
-      <w:r>
-        <w:rPr>
-          <w:rFonts w:ascii="Roboto" w:eastAsia="Roboto" w:hAnsi="Roboto" w:cs="Roboto"/>
-          <w:color w:val="0D0D0D"/>
-          <w:sz w:val="24"/>
-          <w:szCs w:val="24"/>
-          <w:highlight w:val="white"/>
-        </w:rPr>
-        <w:t xml:space="preserve"> state.</w:t>
+          <w:rFonts w:ascii="Roboto" w:hAnsi="Roboto" w:eastAsia="Roboto" w:cs="Roboto"/>
+          <w:color w:val="0D0D0D"/>
+          <w:sz w:val="24"/>
+          <w:szCs w:val="24"/>
+          <w:highlight w:val="white"/>
+        </w:rPr>
+      </w:pPr>
+      <w:r>
+        <w:rPr>
+          <w:rFonts w:ascii="Roboto" w:hAnsi="Roboto" w:eastAsia="Roboto" w:cs="Roboto"/>
+          <w:color w:val="0D0D0D"/>
+          <w:sz w:val="24"/>
+          <w:szCs w:val="24"/>
+          <w:highlight w:val="white"/>
+        </w:rPr>
+        <w:t>buildButton function creates buttons for selecting different animations. When a button is pressed, it calls the _changeAnimation function, which updates the currentAnimation state.</w:t>
       </w:r>
     </w:p>
     <w:p>
       <w:pPr>
         <w:ind w:left="720"/>
         <w:rPr>
-          <w:rFonts w:ascii="Roboto" w:eastAsia="Roboto" w:hAnsi="Roboto" w:cs="Roboto"/>
+          <w:rFonts w:ascii="Roboto" w:hAnsi="Roboto" w:eastAsia="Roboto" w:cs="Roboto"/>
           <w:color w:val="0D0D0D"/>
           <w:sz w:val="24"/>
           <w:szCs w:val="24"/>
@@ -1171,22 +806,21 @@
           <w:numId w:val="1"/>
         </w:numPr>
         <w:rPr>
-          <w:rFonts w:ascii="Roboto" w:eastAsia="Roboto" w:hAnsi="Roboto" w:cs="Roboto"/>
-          <w:color w:val="0D0D0D"/>
-          <w:sz w:val="24"/>
-          <w:szCs w:val="24"/>
-          <w:highlight w:val="white"/>
-        </w:rPr>
-      </w:pPr>
-      <w:r>
-        <w:rPr>
-          <w:rFonts w:ascii="Roboto" w:eastAsia="Roboto" w:hAnsi="Roboto" w:cs="Roboto"/>
-          <w:color w:val="0D0D0D"/>
-          <w:sz w:val="24"/>
-          <w:szCs w:val="24"/>
-          <w:highlight w:val="white"/>
-        </w:rPr>
-        <w:lastRenderedPageBreak/>
+          <w:rFonts w:ascii="Roboto" w:hAnsi="Roboto" w:eastAsia="Roboto" w:cs="Roboto"/>
+          <w:color w:val="0D0D0D"/>
+          <w:sz w:val="24"/>
+          <w:szCs w:val="24"/>
+          <w:highlight w:val="white"/>
+        </w:rPr>
+      </w:pPr>
+      <w:r>
+        <w:rPr>
+          <w:rFonts w:ascii="Roboto" w:hAnsi="Roboto" w:eastAsia="Roboto" w:cs="Roboto"/>
+          <w:color w:val="0D0D0D"/>
+          <w:sz w:val="24"/>
+          <w:szCs w:val="24"/>
+          <w:highlight w:val="white"/>
+        </w:rPr>
         <w:t>UI Layout:</w:t>
       </w:r>
     </w:p>
@@ -1194,73 +828,29 @@
       <w:pPr>
         <w:ind w:left="720"/>
         <w:rPr>
-          <w:rFonts w:ascii="Roboto" w:eastAsia="Roboto" w:hAnsi="Roboto" w:cs="Roboto"/>
-          <w:color w:val="0D0D0D"/>
-          <w:sz w:val="24"/>
-          <w:szCs w:val="24"/>
-          <w:highlight w:val="white"/>
-        </w:rPr>
-      </w:pPr>
-      <w:r>
-        <w:rPr>
-          <w:rFonts w:ascii="Roboto" w:eastAsia="Roboto" w:hAnsi="Roboto" w:cs="Roboto"/>
-          <w:color w:val="0D0D0D"/>
-          <w:sz w:val="24"/>
-          <w:szCs w:val="24"/>
-          <w:highlight w:val="white"/>
-        </w:rPr>
-        <w:t xml:space="preserve">Widgets like Column, Row, and </w:t>
-      </w:r>
-      <w:proofErr w:type="spellStart"/>
-      <w:r>
-        <w:rPr>
-          <w:rFonts w:ascii="Roboto" w:eastAsia="Roboto" w:hAnsi="Roboto" w:cs="Roboto"/>
-          <w:color w:val="0D0D0D"/>
-          <w:sz w:val="24"/>
-          <w:szCs w:val="24"/>
-          <w:highlight w:val="white"/>
-        </w:rPr>
-        <w:t>SizedBox</w:t>
-      </w:r>
-      <w:proofErr w:type="spellEnd"/>
-      <w:r>
-        <w:rPr>
-          <w:rFonts w:ascii="Roboto" w:eastAsia="Roboto" w:hAnsi="Roboto" w:cs="Roboto"/>
-          <w:color w:val="0D0D0D"/>
-          <w:sz w:val="24"/>
-          <w:szCs w:val="24"/>
-          <w:highlight w:val="white"/>
-        </w:rPr>
-        <w:t xml:space="preserve"> are used to structure the UI. Column and Row help arrange widgets vertically and horizontally, respectively. </w:t>
-      </w:r>
-      <w:proofErr w:type="spellStart"/>
-      <w:r>
-        <w:rPr>
-          <w:rFonts w:ascii="Roboto" w:eastAsia="Roboto" w:hAnsi="Roboto" w:cs="Roboto"/>
-          <w:color w:val="0D0D0D"/>
-          <w:sz w:val="24"/>
-          <w:szCs w:val="24"/>
-          <w:highlight w:val="white"/>
-        </w:rPr>
-        <w:t>SizedBox</w:t>
-      </w:r>
-      <w:proofErr w:type="spellEnd"/>
-      <w:r>
-        <w:rPr>
-          <w:rFonts w:ascii="Roboto" w:eastAsia="Roboto" w:hAnsi="Roboto" w:cs="Roboto"/>
-          <w:color w:val="0D0D0D"/>
-          <w:sz w:val="24"/>
-          <w:szCs w:val="24"/>
-          <w:highlight w:val="white"/>
-        </w:rPr>
-        <w:t xml:space="preserve"> provides spacing between UI elements.</w:t>
+          <w:rFonts w:ascii="Roboto" w:hAnsi="Roboto" w:eastAsia="Roboto" w:cs="Roboto"/>
+          <w:color w:val="0D0D0D"/>
+          <w:sz w:val="24"/>
+          <w:szCs w:val="24"/>
+          <w:highlight w:val="white"/>
+        </w:rPr>
+      </w:pPr>
+      <w:r>
+        <w:rPr>
+          <w:rFonts w:ascii="Roboto" w:hAnsi="Roboto" w:eastAsia="Roboto" w:cs="Roboto"/>
+          <w:color w:val="0D0D0D"/>
+          <w:sz w:val="24"/>
+          <w:szCs w:val="24"/>
+          <w:highlight w:val="white"/>
+        </w:rPr>
+        <w:t>Widgets like Column, Row, and SizedBox are used to structure the UI. Column and Row help arrange widgets vertically and horizontally, respectively. SizedBox provides spacing between UI elements.</w:t>
       </w:r>
     </w:p>
     <w:p>
       <w:pPr>
         <w:ind w:left="720"/>
         <w:rPr>
-          <w:rFonts w:ascii="Roboto" w:eastAsia="Roboto" w:hAnsi="Roboto" w:cs="Roboto"/>
+          <w:rFonts w:ascii="Roboto" w:hAnsi="Roboto" w:eastAsia="Roboto" w:cs="Roboto"/>
           <w:color w:val="0D0D0D"/>
           <w:sz w:val="24"/>
           <w:szCs w:val="24"/>
@@ -1275,85 +865,51 @@
           <w:numId w:val="1"/>
         </w:numPr>
         <w:rPr>
-          <w:rFonts w:ascii="Roboto" w:eastAsia="Roboto" w:hAnsi="Roboto" w:cs="Roboto"/>
-          <w:color w:val="0D0D0D"/>
-          <w:sz w:val="24"/>
-          <w:szCs w:val="24"/>
-          <w:highlight w:val="white"/>
-        </w:rPr>
-      </w:pPr>
-      <w:proofErr w:type="spellStart"/>
-      <w:r>
-        <w:rPr>
-          <w:rFonts w:ascii="Roboto" w:eastAsia="Roboto" w:hAnsi="Roboto" w:cs="Roboto"/>
-          <w:color w:val="0D0D0D"/>
-          <w:sz w:val="24"/>
-          <w:szCs w:val="24"/>
-          <w:highlight w:val="white"/>
-        </w:rPr>
-        <w:t>AppBar</w:t>
-      </w:r>
-      <w:proofErr w:type="spellEnd"/>
-      <w:r>
-        <w:rPr>
-          <w:rFonts w:ascii="Roboto" w:eastAsia="Roboto" w:hAnsi="Roboto" w:cs="Roboto"/>
-          <w:color w:val="0D0D0D"/>
-          <w:sz w:val="24"/>
-          <w:szCs w:val="24"/>
-          <w:highlight w:val="white"/>
-        </w:rPr>
-        <w:t>:</w:t>
+          <w:rFonts w:ascii="Roboto" w:hAnsi="Roboto" w:eastAsia="Roboto" w:cs="Roboto"/>
+          <w:color w:val="0D0D0D"/>
+          <w:sz w:val="24"/>
+          <w:szCs w:val="24"/>
+          <w:highlight w:val="white"/>
+        </w:rPr>
+      </w:pPr>
+      <w:r>
+        <w:rPr>
+          <w:rFonts w:ascii="Roboto" w:hAnsi="Roboto" w:eastAsia="Roboto" w:cs="Roboto"/>
+          <w:color w:val="0D0D0D"/>
+          <w:sz w:val="24"/>
+          <w:szCs w:val="24"/>
+          <w:highlight w:val="white"/>
+        </w:rPr>
+        <w:t>AppBar:</w:t>
       </w:r>
     </w:p>
     <w:p>
       <w:pPr>
         <w:ind w:left="720"/>
         <w:rPr>
-          <w:rFonts w:ascii="Roboto" w:eastAsia="Roboto" w:hAnsi="Roboto" w:cs="Roboto"/>
-          <w:color w:val="0D0D0D"/>
-          <w:sz w:val="24"/>
-          <w:szCs w:val="24"/>
-          <w:highlight w:val="white"/>
-        </w:rPr>
-      </w:pPr>
-      <w:r>
-        <w:rPr>
-          <w:rFonts w:ascii="Roboto" w:eastAsia="Roboto" w:hAnsi="Roboto" w:cs="Roboto"/>
-          <w:color w:val="0D0D0D"/>
-          <w:sz w:val="24"/>
-          <w:szCs w:val="24"/>
-          <w:highlight w:val="white"/>
-        </w:rPr>
-        <w:t xml:space="preserve">The </w:t>
-      </w:r>
-      <w:proofErr w:type="spellStart"/>
-      <w:r>
-        <w:rPr>
-          <w:rFonts w:ascii="Roboto" w:eastAsia="Roboto" w:hAnsi="Roboto" w:cs="Roboto"/>
-          <w:color w:val="0D0D0D"/>
-          <w:sz w:val="24"/>
-          <w:szCs w:val="24"/>
-          <w:highlight w:val="white"/>
-        </w:rPr>
-        <w:t>AppBar</w:t>
-      </w:r>
-      <w:proofErr w:type="spellEnd"/>
-      <w:r>
-        <w:rPr>
-          <w:rFonts w:ascii="Roboto" w:eastAsia="Roboto" w:hAnsi="Roboto" w:cs="Roboto"/>
-          <w:color w:val="0D0D0D"/>
-          <w:sz w:val="24"/>
-          <w:szCs w:val="24"/>
-          <w:highlight w:val="white"/>
-        </w:rPr>
-        <w:t xml:space="preserve"> widget creates a standard Material Design app bar. It contains a title ("PET SHOP") and is centered within the app.</w:t>
+          <w:rFonts w:ascii="Roboto" w:hAnsi="Roboto" w:eastAsia="Roboto" w:cs="Roboto"/>
+          <w:color w:val="0D0D0D"/>
+          <w:sz w:val="24"/>
+          <w:szCs w:val="24"/>
+          <w:highlight w:val="white"/>
+        </w:rPr>
+      </w:pPr>
+      <w:r>
+        <w:rPr>
+          <w:rFonts w:ascii="Roboto" w:hAnsi="Roboto" w:eastAsia="Roboto" w:cs="Roboto"/>
+          <w:color w:val="0D0D0D"/>
+          <w:sz w:val="24"/>
+          <w:szCs w:val="24"/>
+          <w:highlight w:val="white"/>
+        </w:rPr>
+        <w:t>The AppBar widget creates a standard Material Design app bar. It contains a title ("PET SHOP") and is centered within the app.</w:t>
       </w:r>
     </w:p>
     <w:p>
       <w:pPr>
         <w:ind w:left="720"/>
         <w:rPr>
-          <w:rFonts w:ascii="Roboto" w:eastAsia="Roboto" w:hAnsi="Roboto" w:cs="Roboto"/>
+          <w:rFonts w:ascii="Roboto" w:hAnsi="Roboto" w:eastAsia="Roboto" w:cs="Roboto"/>
           <w:color w:val="0D0D0D"/>
           <w:sz w:val="28"/>
           <w:szCs w:val="28"/>
@@ -1373,7 +929,7 @@
     </w:p>
     <w:p>
       <w:pPr>
-        <w:pStyle w:val="Heading1"/>
+        <w:pStyle w:val="2"/>
         <w:keepNext w:val="0"/>
         <w:keepLines w:val="0"/>
         <w:spacing w:before="480"/>
@@ -1388,7 +944,7 @@
     </w:p>
     <w:p>
       <w:pPr>
-        <w:pStyle w:val="Heading1"/>
+        <w:pStyle w:val="2"/>
         <w:keepNext w:val="0"/>
         <w:keepLines w:val="0"/>
         <w:spacing w:before="480"/>
@@ -1403,14 +959,14 @@
     </w:p>
     <w:p>
       <w:pPr>
-        <w:pStyle w:val="Heading2"/>
+        <w:pStyle w:val="3"/>
       </w:pPr>
       <w:bookmarkStart w:id="6" w:name="_ruzskshrzh08" w:colFirst="0" w:colLast="0"/>
       <w:bookmarkEnd w:id="6"/>
     </w:p>
     <w:p>
       <w:pPr>
-        <w:pStyle w:val="Heading1"/>
+        <w:pStyle w:val="2"/>
         <w:keepNext w:val="0"/>
         <w:keepLines w:val="0"/>
         <w:spacing w:before="480"/>
@@ -1434,7 +990,7 @@
     <w:p/>
     <w:p>
       <w:pPr>
-        <w:pStyle w:val="Heading2"/>
+        <w:pStyle w:val="3"/>
         <w:keepNext w:val="0"/>
         <w:keepLines w:val="0"/>
         <w:spacing w:after="80"/>
@@ -1452,23 +1008,7 @@
           <w:sz w:val="34"/>
           <w:szCs w:val="34"/>
         </w:rPr>
-        <w:t xml:space="preserve">Before implementation (one </w:t>
-      </w:r>
-      <w:r>
-        <w:rPr>
-          <w:b/>
-          <w:sz w:val="34"/>
-          <w:szCs w:val="34"/>
-        </w:rPr>
-        <w:t>L</w:t>
-      </w:r>
-      <w:r>
-        <w:rPr>
-          <w:b/>
-          <w:sz w:val="34"/>
-          <w:szCs w:val="34"/>
-        </w:rPr>
-        <w:t>ottie animation)</w:t>
+        <w:t>Before implementation (one Lottie animation)</w:t>
       </w:r>
     </w:p>
     <w:p>
@@ -1476,12 +1016,9 @@
         <w:spacing w:before="240" w:after="240"/>
       </w:pPr>
       <w:r>
-        <w:rPr>
-          <w:noProof/>
-        </w:rPr>
         <w:drawing>
-          <wp:inline distT="114300" distB="114300" distL="114300" distR="114300" wp14:anchorId="702A6F7F" wp14:editId="270445B0">
-            <wp:extent cx="3195638" cy="6551057"/>
+          <wp:inline distT="114300" distB="114300" distL="114300" distR="114300">
+            <wp:extent cx="3195320" cy="6550660"/>
             <wp:effectExtent l="25400" t="25400" r="25400" b="25400"/>
             <wp:docPr id="2" name="image1.jpg"/>
             <wp:cNvGraphicFramePr/>
@@ -1489,11 +1026,11 @@
               <a:graphicData uri="http://schemas.openxmlformats.org/drawingml/2006/picture">
                 <pic:pic xmlns:pic="http://schemas.openxmlformats.org/drawingml/2006/picture">
                   <pic:nvPicPr>
-                    <pic:cNvPr id="0" name="image1.jpg"/>
+                    <pic:cNvPr id="2" name="image1.jpg"/>
                     <pic:cNvPicPr preferRelativeResize="0"/>
                   </pic:nvPicPr>
                   <pic:blipFill>
-                    <a:blip r:embed="rId5"/>
+                    <a:blip r:embed="rId6"/>
                     <a:srcRect/>
                     <a:stretch>
                       <a:fillRect/>
@@ -1527,7 +1064,7 @@
     <w:p/>
     <w:p>
       <w:pPr>
-        <w:pStyle w:val="Heading2"/>
+        <w:pStyle w:val="3"/>
         <w:keepNext w:val="0"/>
         <w:keepLines w:val="0"/>
         <w:spacing w:after="80"/>
@@ -1538,23 +1075,7 @@
           <w:sz w:val="34"/>
           <w:szCs w:val="34"/>
         </w:rPr>
-        <w:t xml:space="preserve">After implementation (multiple </w:t>
-      </w:r>
-      <w:r>
-        <w:rPr>
-          <w:b/>
-          <w:sz w:val="34"/>
-          <w:szCs w:val="34"/>
-        </w:rPr>
-        <w:t>L</w:t>
-      </w:r>
-      <w:r>
-        <w:rPr>
-          <w:b/>
-          <w:sz w:val="34"/>
-          <w:szCs w:val="34"/>
-        </w:rPr>
-        <w:t>ottie animation)</w:t>
+        <w:t>After implementation (multiple Lottie animation)</w:t>
       </w:r>
     </w:p>
     <w:p>
@@ -1562,12 +1083,9 @@
         <w:spacing w:before="240" w:after="240"/>
       </w:pPr>
       <w:r>
-        <w:rPr>
-          <w:noProof/>
-        </w:rPr>
         <w:drawing>
-          <wp:inline distT="114300" distB="114300" distL="114300" distR="114300" wp14:anchorId="69F22FCD" wp14:editId="0B20B487">
-            <wp:extent cx="2714625" cy="5967413"/>
+          <wp:inline distT="114300" distB="114300" distL="114300" distR="114300">
+            <wp:extent cx="2714625" cy="5967095"/>
             <wp:effectExtent l="25400" t="25400" r="25400" b="25400"/>
             <wp:docPr id="5" name="image3.jpg"/>
             <wp:cNvGraphicFramePr/>
@@ -1575,11 +1093,11 @@
               <a:graphicData uri="http://schemas.openxmlformats.org/drawingml/2006/picture">
                 <pic:pic xmlns:pic="http://schemas.openxmlformats.org/drawingml/2006/picture">
                   <pic:nvPicPr>
-                    <pic:cNvPr id="0" name="image3.jpg"/>
+                    <pic:cNvPr id="5" name="image3.jpg"/>
                     <pic:cNvPicPr preferRelativeResize="0"/>
                   </pic:nvPicPr>
                   <pic:blipFill>
-                    <a:blip r:embed="rId6"/>
+                    <a:blip r:embed="rId7"/>
                     <a:srcRect/>
                     <a:stretch>
                       <a:fillRect/>
@@ -1607,12 +1125,9 @@
         </w:drawing>
       </w:r>
       <w:r>
-        <w:rPr>
-          <w:noProof/>
-        </w:rPr>
         <w:drawing>
-          <wp:inline distT="114300" distB="114300" distL="114300" distR="114300" wp14:anchorId="00BA457C" wp14:editId="0508607F">
-            <wp:extent cx="2809875" cy="6015038"/>
+          <wp:inline distT="114300" distB="114300" distL="114300" distR="114300">
+            <wp:extent cx="2809875" cy="6014720"/>
             <wp:effectExtent l="25400" t="25400" r="25400" b="25400"/>
             <wp:docPr id="4" name="image2.jpg"/>
             <wp:cNvGraphicFramePr/>
@@ -1620,11 +1135,11 @@
               <a:graphicData uri="http://schemas.openxmlformats.org/drawingml/2006/picture">
                 <pic:pic xmlns:pic="http://schemas.openxmlformats.org/drawingml/2006/picture">
                   <pic:nvPicPr>
-                    <pic:cNvPr id="0" name="image2.jpg"/>
+                    <pic:cNvPr id="4" name="image2.jpg"/>
                     <pic:cNvPicPr preferRelativeResize="0"/>
                   </pic:nvPicPr>
                   <pic:blipFill>
-                    <a:blip r:embed="rId7"/>
+                    <a:blip r:embed="rId8"/>
                     <a:srcRect/>
                     <a:stretch>
                       <a:fillRect/>
@@ -1652,12 +1167,9 @@
         </w:drawing>
       </w:r>
       <w:r>
-        <w:rPr>
-          <w:noProof/>
-        </w:rPr>
         <w:drawing>
-          <wp:inline distT="114300" distB="114300" distL="114300" distR="114300" wp14:anchorId="2D6A8F54" wp14:editId="6C094869">
-            <wp:extent cx="3005138" cy="6203788"/>
+          <wp:inline distT="114300" distB="114300" distL="114300" distR="114300">
+            <wp:extent cx="3004820" cy="6203315"/>
             <wp:effectExtent l="25400" t="25400" r="25400" b="25400"/>
             <wp:docPr id="3" name="image5.jpg"/>
             <wp:cNvGraphicFramePr/>
@@ -1665,11 +1177,11 @@
               <a:graphicData uri="http://schemas.openxmlformats.org/drawingml/2006/picture">
                 <pic:pic xmlns:pic="http://schemas.openxmlformats.org/drawingml/2006/picture">
                   <pic:nvPicPr>
-                    <pic:cNvPr id="0" name="image5.jpg"/>
+                    <pic:cNvPr id="3" name="image5.jpg"/>
                     <pic:cNvPicPr preferRelativeResize="0"/>
                   </pic:nvPicPr>
                   <pic:blipFill>
-                    <a:blip r:embed="rId8"/>
+                    <a:blip r:embed="rId9"/>
                     <a:srcRect/>
                     <a:stretch>
                       <a:fillRect/>
@@ -1697,12 +1209,9 @@
         </w:drawing>
       </w:r>
       <w:r>
-        <w:rPr>
-          <w:noProof/>
-        </w:rPr>
         <w:drawing>
-          <wp:inline distT="114300" distB="114300" distL="114300" distR="114300" wp14:anchorId="3B2BDC38" wp14:editId="1CAC1A27">
-            <wp:extent cx="2662238" cy="6210300"/>
+          <wp:inline distT="114300" distB="114300" distL="114300" distR="114300">
+            <wp:extent cx="2661920" cy="6210300"/>
             <wp:effectExtent l="25400" t="25400" r="25400" b="25400"/>
             <wp:docPr id="1" name="image4.jpg"/>
             <wp:cNvGraphicFramePr/>
@@ -1710,11 +1219,11 @@
               <a:graphicData uri="http://schemas.openxmlformats.org/drawingml/2006/picture">
                 <pic:pic xmlns:pic="http://schemas.openxmlformats.org/drawingml/2006/picture">
                   <pic:nvPicPr>
-                    <pic:cNvPr id="0" name="image4.jpg"/>
+                    <pic:cNvPr id="1" name="image4.jpg"/>
                     <pic:cNvPicPr preferRelativeResize="0"/>
                   </pic:nvPicPr>
                   <pic:blipFill>
-                    <a:blip r:embed="rId9"/>
+                    <a:blip r:embed="rId10"/>
                     <a:srcRect/>
                     <a:stretch>
                       <a:fillRect/>
@@ -1752,7 +1261,7 @@
     </w:p>
     <w:p>
       <w:pPr>
-        <w:pStyle w:val="Heading1"/>
+        <w:pStyle w:val="2"/>
         <w:keepNext w:val="0"/>
         <w:keepLines w:val="0"/>
         <w:spacing w:before="480"/>
@@ -1799,7 +1308,7 @@
     </w:p>
     <w:p>
       <w:pPr>
-        <w:pStyle w:val="Heading1"/>
+        <w:pStyle w:val="2"/>
         <w:keepNext w:val="0"/>
         <w:keepLines w:val="0"/>
         <w:spacing w:before="480"/>
@@ -1812,7 +1321,6 @@
           <w:sz w:val="46"/>
           <w:szCs w:val="46"/>
         </w:rPr>
-        <w:lastRenderedPageBreak/>
         <w:t xml:space="preserve">Happy Coding! </w:t>
       </w:r>
     </w:p>
@@ -1820,19 +1328,69 @@
       <w:pgSz w:w="12240" w:h="15840"/>
       <w:pgMar w:top="1440" w:right="1440" w:bottom="1440" w:left="1440" w:header="720" w:footer="720" w:gutter="0"/>
       <w:pgNumType w:start="1"/>
-      <w:cols w:space="720"/>
+      <w:cols w:space="720" w:num="1"/>
     </w:sectPr>
   </w:body>
 </w:document>
 </file>
 
+<file path=word/endnotes.xml><?xml version="1.0" encoding="utf-8"?>
+<w:endnotes xmlns:wpc="http://schemas.microsoft.com/office/word/2010/wordprocessingCanvas" xmlns:mc="http://schemas.openxmlformats.org/markup-compatibility/2006" xmlns:o="urn:schemas-microsoft-com:office:office" xmlns:r="http://schemas.openxmlformats.org/officeDocument/2006/relationships" xmlns:m="http://schemas.openxmlformats.org/officeDocument/2006/math" xmlns:v="urn:schemas-microsoft-com:vml" xmlns:wp14="http://schemas.microsoft.com/office/word/2010/wordprocessingDrawing" xmlns:wp="http://schemas.openxmlformats.org/drawingml/2006/wordprocessingDrawing" xmlns:w="http://schemas.openxmlformats.org/wordprocessingml/2006/main" xmlns:w14="http://schemas.microsoft.com/office/word/2010/wordml" xmlns:w15="http://schemas.microsoft.com/office/word/2012/wordml" xmlns:w10="urn:schemas-microsoft-com:office:word" xmlns:wpg="http://schemas.microsoft.com/office/word/2010/wordprocessingGroup" xmlns:wpi="http://schemas.microsoft.com/office/word/2010/wordprocessingInk" xmlns:wne="http://schemas.microsoft.com/office/word/2006/wordml" xmlns:wps="http://schemas.microsoft.com/office/word/2010/wordprocessingShape" xmlns:wpsCustomData="http://www.wps.cn/officeDocument/2013/wpsCustomData" mc:Ignorable="w14 w15 wp14">
+  <w:endnote w:type="separator" w:id="0">
+    <w:p>
+      <w:pPr>
+        <w:spacing w:line="240" w:lineRule="auto"/>
+      </w:pPr>
+      <w:r>
+        <w:separator/>
+      </w:r>
+    </w:p>
+  </w:endnote>
+  <w:endnote w:type="continuationSeparator" w:id="1">
+    <w:p>
+      <w:pPr>
+        <w:spacing w:line="240" w:lineRule="auto"/>
+      </w:pPr>
+      <w:r>
+        <w:continuationSeparator/>
+      </w:r>
+    </w:p>
+  </w:endnote>
+</w:endnotes>
+</file>
+
+<file path=word/footnotes.xml><?xml version="1.0" encoding="utf-8"?>
+<w:footnotes xmlns:wpc="http://schemas.microsoft.com/office/word/2010/wordprocessingCanvas" xmlns:mc="http://schemas.openxmlformats.org/markup-compatibility/2006" xmlns:o="urn:schemas-microsoft-com:office:office" xmlns:r="http://schemas.openxmlformats.org/officeDocument/2006/relationships" xmlns:m="http://schemas.openxmlformats.org/officeDocument/2006/math" xmlns:v="urn:schemas-microsoft-com:vml" xmlns:wp14="http://schemas.microsoft.com/office/word/2010/wordprocessingDrawing" xmlns:wp="http://schemas.openxmlformats.org/drawingml/2006/wordprocessingDrawing" xmlns:w="http://schemas.openxmlformats.org/wordprocessingml/2006/main" xmlns:w14="http://schemas.microsoft.com/office/word/2010/wordml" xmlns:w15="http://schemas.microsoft.com/office/word/2012/wordml" xmlns:w10="urn:schemas-microsoft-com:office:word" xmlns:wpg="http://schemas.microsoft.com/office/word/2010/wordprocessingGroup" xmlns:wpi="http://schemas.microsoft.com/office/word/2010/wordprocessingInk" xmlns:wne="http://schemas.microsoft.com/office/word/2006/wordml" xmlns:wps="http://schemas.microsoft.com/office/word/2010/wordprocessingShape" xmlns:wpsCustomData="http://www.wps.cn/officeDocument/2013/wpsCustomData" mc:Ignorable="w14 w15 wp14">
+  <w:footnote w:type="separator" w:id="0">
+    <w:p>
+      <w:pPr>
+        <w:spacing w:line="276" w:lineRule="auto"/>
+      </w:pPr>
+      <w:r>
+        <w:separator/>
+      </w:r>
+    </w:p>
+  </w:footnote>
+  <w:footnote w:type="continuationSeparator" w:id="1">
+    <w:p>
+      <w:pPr>
+        <w:spacing w:line="276" w:lineRule="auto"/>
+      </w:pPr>
+      <w:r>
+        <w:continuationSeparator/>
+      </w:r>
+    </w:p>
+  </w:footnote>
+</w:footnotes>
+</file>
+
 <file path=word/numbering.xml><?xml version="1.0" encoding="utf-8"?>
-<w:numbering xmlns:wpc="http://schemas.microsoft.com/office/word/2010/wordprocessingCanvas" xmlns:cx="http://schemas.microsoft.com/office/drawing/2014/chartex" xmlns:cx1="http://schemas.microsoft.com/office/drawing/2015/9/8/chartex" xmlns:cx2="http://schemas.microsoft.com/office/drawing/2015/10/21/chartex" xmlns:cx3="http://schemas.microsoft.com/office/drawing/2016/5/9/chartex" xmlns:cx4="http://schemas.microsoft.com/office/drawing/2016/5/10/chartex" xmlns:cx5="http://schemas.microsoft.com/office/drawing/2016/5/11/chartex" xmlns:cx6="http://schemas.microsoft.com/office/drawing/2016/5/12/chartex" xmlns:cx7="http://schemas.microsoft.com/office/drawing/2016/5/13/chartex" xmlns:cx8="http://schemas.microsoft.com/office/drawing/2016/5/14/chartex" xmlns:mc="http://schemas.openxmlformats.org/markup-compatibility/2006" xmlns:aink="http://schemas.microsoft.com/office/drawing/2016/ink" xmlns:am3d="http://schemas.microsoft.com/office/drawing/2017/model3d" xmlns:o="urn:schemas-microsoft-com:office:office" xmlns:oel="http://schemas.microsoft.com/office/2019/extlst" xmlns:r="http://schemas.openxmlformats.org/officeDocument/2006/relationships" xmlns:m="http://schemas.openxmlformats.org/officeDocument/2006/math" xmlns:v="urn:schemas-microsoft-com:vml" xmlns:wp14="http://schemas.microsoft.com/office/word/2010/wordprocessingDrawing" xmlns:wp="http://schemas.openxmlformats.org/drawingml/2006/wordprocessingDrawing" xmlns:w10="urn:schemas-microsoft-com:office:word" xmlns:w="http://schemas.openxmlformats.org/wordprocessingml/2006/main" xmlns:w14="http://schemas.microsoft.com/office/word/2010/wordml" xmlns:w15="http://schemas.microsoft.com/office/word/2012/wordml" xmlns:w16cex="http://schemas.microsoft.com/office/word/2018/wordml/cex" xmlns:w16cid="http://schemas.microsoft.com/office/word/2016/wordml/cid" xmlns:w16="http://schemas.microsoft.com/office/word/2018/wordml" xmlns:w16sdtdh="http://schemas.microsoft.com/office/word/2020/wordml/sdtdatahash" xmlns:w16se="http://schemas.microsoft.com/office/word/2015/wordml/symex" xmlns:wpg="http://schemas.microsoft.com/office/word/2010/wordprocessingGroup" xmlns:wpi="http://schemas.microsoft.com/office/word/2010/wordprocessingInk" xmlns:wne="http://schemas.microsoft.com/office/word/2006/wordml" xmlns:wps="http://schemas.microsoft.com/office/word/2010/wordprocessingShape" mc:Ignorable="w14 w15 w16se w16cid w16 w16cex w16sdtdh wp14">
-  <w:abstractNum w:abstractNumId="0" w15:restartNumberingAfterBreak="0">
+<w:numbering xmlns:wpc="http://schemas.microsoft.com/office/word/2010/wordprocessingCanvas" xmlns:mc="http://schemas.openxmlformats.org/markup-compatibility/2006" xmlns:o="urn:schemas-microsoft-com:office:office" xmlns:r="http://schemas.openxmlformats.org/officeDocument/2006/relationships" xmlns:m="http://schemas.openxmlformats.org/officeDocument/2006/math" xmlns:v="urn:schemas-microsoft-com:vml" xmlns:wp14="http://schemas.microsoft.com/office/word/2010/wordprocessingDrawing" xmlns:wp="http://schemas.openxmlformats.org/drawingml/2006/wordprocessingDrawing" xmlns:w10="urn:schemas-microsoft-com:office:word" xmlns:w="http://schemas.openxmlformats.org/wordprocessingml/2006/main" xmlns:w14="http://schemas.microsoft.com/office/word/2010/wordml" xmlns:wpg="http://schemas.microsoft.com/office/word/2010/wordprocessingGroup" xmlns:wpi="http://schemas.microsoft.com/office/word/2010/wordprocessingInk" xmlns:wne="http://schemas.microsoft.com/office/word/2006/wordml" xmlns:wps="http://schemas.microsoft.com/office/word/2010/wordprocessingShape" xmlns:wpsCustomData="http://www.wps.cn/officeDocument/2013/wpsCustomData" mc:Ignorable="w14 wp14">
+  <w:abstractNum w:abstractNumId="0">
     <w:nsid w:val="24CC6F6E"/>
     <w:multiLevelType w:val="multilevel"/>
-    <w:tmpl w:val="1848C4BE"/>
-    <w:lvl w:ilvl="0">
+    <w:tmpl w:val="24CC6F6E"/>
+    <w:lvl w:ilvl="0" w:tentative="0">
       <w:start w:val="1"/>
       <w:numFmt w:val="bullet"/>
       <w:lvlText w:val="●"/>
@@ -1844,7 +1402,7 @@
         <w:u w:val="none"/>
       </w:rPr>
     </w:lvl>
-    <w:lvl w:ilvl="1">
+    <w:lvl w:ilvl="1" w:tentative="0">
       <w:start w:val="1"/>
       <w:numFmt w:val="bullet"/>
       <w:lvlText w:val="○"/>
@@ -1856,7 +1414,7 @@
         <w:u w:val="none"/>
       </w:rPr>
     </w:lvl>
-    <w:lvl w:ilvl="2">
+    <w:lvl w:ilvl="2" w:tentative="0">
       <w:start w:val="1"/>
       <w:numFmt w:val="bullet"/>
       <w:lvlText w:val="■"/>
@@ -1868,7 +1426,7 @@
         <w:u w:val="none"/>
       </w:rPr>
     </w:lvl>
-    <w:lvl w:ilvl="3">
+    <w:lvl w:ilvl="3" w:tentative="0">
       <w:start w:val="1"/>
       <w:numFmt w:val="bullet"/>
       <w:lvlText w:val="●"/>
@@ -1880,7 +1438,7 @@
         <w:u w:val="none"/>
       </w:rPr>
     </w:lvl>
-    <w:lvl w:ilvl="4">
+    <w:lvl w:ilvl="4" w:tentative="0">
       <w:start w:val="1"/>
       <w:numFmt w:val="bullet"/>
       <w:lvlText w:val="○"/>
@@ -1892,7 +1450,7 @@
         <w:u w:val="none"/>
       </w:rPr>
     </w:lvl>
-    <w:lvl w:ilvl="5">
+    <w:lvl w:ilvl="5" w:tentative="0">
       <w:start w:val="1"/>
       <w:numFmt w:val="bullet"/>
       <w:lvlText w:val="■"/>
@@ -1904,7 +1462,7 @@
         <w:u w:val="none"/>
       </w:rPr>
     </w:lvl>
-    <w:lvl w:ilvl="6">
+    <w:lvl w:ilvl="6" w:tentative="0">
       <w:start w:val="1"/>
       <w:numFmt w:val="bullet"/>
       <w:lvlText w:val="●"/>
@@ -1916,7 +1474,7 @@
         <w:u w:val="none"/>
       </w:rPr>
     </w:lvl>
-    <w:lvl w:ilvl="7">
+    <w:lvl w:ilvl="7" w:tentative="0">
       <w:start w:val="1"/>
       <w:numFmt w:val="bullet"/>
       <w:lvlText w:val="○"/>
@@ -1928,7 +1486,7 @@
         <w:u w:val="none"/>
       </w:rPr>
     </w:lvl>
-    <w:lvl w:ilvl="8">
+    <w:lvl w:ilvl="8" w:tentative="0">
       <w:start w:val="1"/>
       <w:numFmt w:val="bullet"/>
       <w:lvlText w:val="■"/>
@@ -1941,417 +1499,292 @@
       </w:rPr>
     </w:lvl>
   </w:abstractNum>
-  <w:num w:numId="1" w16cid:durableId="1980725275">
+  <w:num w:numId="1">
     <w:abstractNumId w:val="0"/>
   </w:num>
 </w:numbering>
 </file>
 
 <file path=word/styles.xml><?xml version="1.0" encoding="utf-8"?>
-<w:styles xmlns:mc="http://schemas.openxmlformats.org/markup-compatibility/2006" xmlns:r="http://schemas.openxmlformats.org/officeDocument/2006/relationships" xmlns:w="http://schemas.openxmlformats.org/wordprocessingml/2006/main" xmlns:w14="http://schemas.microsoft.com/office/word/2010/wordml" xmlns:w15="http://schemas.microsoft.com/office/word/2012/wordml" xmlns:w16cex="http://schemas.microsoft.com/office/word/2018/wordml/cex" xmlns:w16cid="http://schemas.microsoft.com/office/word/2016/wordml/cid" xmlns:w16="http://schemas.microsoft.com/office/word/2018/wordml" xmlns:w16sdtdh="http://schemas.microsoft.com/office/word/2020/wordml/sdtdatahash" xmlns:w16se="http://schemas.microsoft.com/office/word/2015/wordml/symex" mc:Ignorable="w14 w15 w16se w16cid w16 w16cex w16sdtdh">
+<w:styles xmlns:mc="http://schemas.openxmlformats.org/markup-compatibility/2006" xmlns:o="urn:schemas-microsoft-com:office:office" xmlns:r="http://schemas.openxmlformats.org/officeDocument/2006/relationships" xmlns:m="http://schemas.openxmlformats.org/officeDocument/2006/math" xmlns:v="urn:schemas-microsoft-com:vml" xmlns:w="http://schemas.openxmlformats.org/wordprocessingml/2006/main" xmlns:w14="http://schemas.microsoft.com/office/word/2010/wordml" xmlns:w10="urn:schemas-microsoft-com:office:word" xmlns:sl="http://schemas.openxmlformats.org/schemaLibrary/2006/main" xmlns:wpsCustomData="http://www.wps.cn/officeDocument/2013/wpsCustomData" mc:Ignorable="w14">
   <w:docDefaults>
     <w:rPrDefault>
       <w:rPr>
-        <w:rFonts w:ascii="Arial" w:eastAsia="Arial" w:hAnsi="Arial" w:cs="Arial"/>
-        <w:sz w:val="22"/>
-        <w:szCs w:val="22"/>
-        <w:lang w:val="en" w:eastAsia="en-IN" w:bidi="ar-SA"/>
+        <w:rFonts w:ascii="Arial" w:hAnsi="Arial" w:eastAsia="Arial" w:cs="Arial"/>
       </w:rPr>
     </w:rPrDefault>
-    <w:pPrDefault>
-      <w:pPr>
-        <w:spacing w:line="276" w:lineRule="auto"/>
-      </w:pPr>
-    </w:pPrDefault>
+    <w:pPrDefault/>
   </w:docDefaults>
-  <w:latentStyles w:defLockedState="0" w:defUIPriority="99" w:defSemiHidden="0" w:defUnhideWhenUsed="0" w:defQFormat="0" w:count="376">
-    <w:lsdException w:name="Normal" w:uiPriority="0" w:qFormat="1"/>
-    <w:lsdException w:name="heading 1" w:uiPriority="9" w:qFormat="1"/>
-    <w:lsdException w:name="heading 2" w:semiHidden="1" w:uiPriority="9" w:unhideWhenUsed="1" w:qFormat="1"/>
-    <w:lsdException w:name="heading 3" w:semiHidden="1" w:uiPriority="9" w:unhideWhenUsed="1" w:qFormat="1"/>
-    <w:lsdException w:name="heading 4" w:semiHidden="1" w:uiPriority="9" w:unhideWhenUsed="1" w:qFormat="1"/>
-    <w:lsdException w:name="heading 5" w:semiHidden="1" w:uiPriority="9" w:unhideWhenUsed="1" w:qFormat="1"/>
-    <w:lsdException w:name="heading 6" w:semiHidden="1" w:uiPriority="9" w:unhideWhenUsed="1" w:qFormat="1"/>
-    <w:lsdException w:name="heading 7" w:semiHidden="1" w:uiPriority="9" w:unhideWhenUsed="1" w:qFormat="1"/>
-    <w:lsdException w:name="heading 8" w:semiHidden="1" w:uiPriority="9" w:unhideWhenUsed="1" w:qFormat="1"/>
-    <w:lsdException w:name="heading 9" w:semiHidden="1" w:uiPriority="9" w:unhideWhenUsed="1" w:qFormat="1"/>
-    <w:lsdException w:name="index 1" w:semiHidden="1" w:unhideWhenUsed="1"/>
-    <w:lsdException w:name="index 2" w:semiHidden="1" w:unhideWhenUsed="1"/>
-    <w:lsdException w:name="index 3" w:semiHidden="1" w:unhideWhenUsed="1"/>
-    <w:lsdException w:name="index 4" w:semiHidden="1" w:unhideWhenUsed="1"/>
-    <w:lsdException w:name="index 5" w:semiHidden="1" w:unhideWhenUsed="1"/>
-    <w:lsdException w:name="index 6" w:semiHidden="1" w:unhideWhenUsed="1"/>
-    <w:lsdException w:name="index 7" w:semiHidden="1" w:unhideWhenUsed="1"/>
-    <w:lsdException w:name="index 8" w:semiHidden="1" w:unhideWhenUsed="1"/>
-    <w:lsdException w:name="index 9" w:semiHidden="1" w:unhideWhenUsed="1"/>
-    <w:lsdException w:name="toc 1" w:semiHidden="1" w:uiPriority="39" w:unhideWhenUsed="1"/>
-    <w:lsdException w:name="toc 2" w:semiHidden="1" w:uiPriority="39" w:unhideWhenUsed="1"/>
-    <w:lsdException w:name="toc 3" w:semiHidden="1" w:uiPriority="39" w:unhideWhenUsed="1"/>
-    <w:lsdException w:name="toc 4" w:semiHidden="1" w:uiPriority="39" w:unhideWhenUsed="1"/>
-    <w:lsdException w:name="toc 5" w:semiHidden="1" w:uiPriority="39" w:unhideWhenUsed="1"/>
-    <w:lsdException w:name="toc 6" w:semiHidden="1" w:uiPriority="39" w:unhideWhenUsed="1"/>
-    <w:lsdException w:name="toc 7" w:semiHidden="1" w:uiPriority="39" w:unhideWhenUsed="1"/>
-    <w:lsdException w:name="toc 8" w:semiHidden="1" w:uiPriority="39" w:unhideWhenUsed="1"/>
-    <w:lsdException w:name="toc 9" w:semiHidden="1" w:uiPriority="39" w:unhideWhenUsed="1"/>
-    <w:lsdException w:name="Normal Indent" w:semiHidden="1" w:unhideWhenUsed="1"/>
-    <w:lsdException w:name="footnote text" w:semiHidden="1" w:unhideWhenUsed="1"/>
-    <w:lsdException w:name="annotation text" w:semiHidden="1" w:unhideWhenUsed="1"/>
-    <w:lsdException w:name="header" w:semiHidden="1" w:unhideWhenUsed="1"/>
-    <w:lsdException w:name="footer" w:semiHidden="1" w:unhideWhenUsed="1"/>
-    <w:lsdException w:name="index heading" w:semiHidden="1" w:unhideWhenUsed="1"/>
-    <w:lsdException w:name="caption" w:semiHidden="1" w:uiPriority="35" w:unhideWhenUsed="1" w:qFormat="1"/>
-    <w:lsdException w:name="table of figures" w:semiHidden="1" w:unhideWhenUsed="1"/>
-    <w:lsdException w:name="envelope address" w:semiHidden="1" w:unhideWhenUsed="1"/>
-    <w:lsdException w:name="envelope return" w:semiHidden="1" w:unhideWhenUsed="1"/>
-    <w:lsdException w:name="footnote reference" w:semiHidden="1" w:unhideWhenUsed="1"/>
-    <w:lsdException w:name="annotation reference" w:semiHidden="1" w:unhideWhenUsed="1"/>
-    <w:lsdException w:name="line number" w:semiHidden="1" w:unhideWhenUsed="1"/>
-    <w:lsdException w:name="page number" w:semiHidden="1" w:unhideWhenUsed="1"/>
-    <w:lsdException w:name="endnote reference" w:semiHidden="1" w:unhideWhenUsed="1"/>
-    <w:lsdException w:name="endnote text" w:semiHidden="1" w:unhideWhenUsed="1"/>
-    <w:lsdException w:name="table of authorities" w:semiHidden="1" w:unhideWhenUsed="1"/>
-    <w:lsdException w:name="macro" w:semiHidden="1" w:unhideWhenUsed="1"/>
-    <w:lsdException w:name="toa heading" w:semiHidden="1" w:unhideWhenUsed="1"/>
-    <w:lsdException w:name="List" w:semiHidden="1" w:unhideWhenUsed="1"/>
-    <w:lsdException w:name="List Bullet" w:semiHidden="1" w:unhideWhenUsed="1"/>
-    <w:lsdException w:name="List Number" w:semiHidden="1" w:unhideWhenUsed="1"/>
-    <w:lsdException w:name="List 2" w:semiHidden="1" w:unhideWhenUsed="1"/>
-    <w:lsdException w:name="List 3" w:semiHidden="1" w:unhideWhenUsed="1"/>
-    <w:lsdException w:name="List 4" w:semiHidden="1" w:unhideWhenUsed="1"/>
-    <w:lsdException w:name="List 5" w:semiHidden="1" w:unhideWhenUsed="1"/>
-    <w:lsdException w:name="List Bullet 2" w:semiHidden="1" w:unhideWhenUsed="1"/>
-    <w:lsdException w:name="List Bullet 3" w:semiHidden="1" w:unhideWhenUsed="1"/>
-    <w:lsdException w:name="List Bullet 4" w:semiHidden="1" w:unhideWhenUsed="1"/>
-    <w:lsdException w:name="List Bullet 5" w:semiHidden="1" w:unhideWhenUsed="1"/>
-    <w:lsdException w:name="List Number 2" w:semiHidden="1" w:unhideWhenUsed="1"/>
-    <w:lsdException w:name="List Number 3" w:semiHidden="1" w:unhideWhenUsed="1"/>
-    <w:lsdException w:name="List Number 4" w:semiHidden="1" w:unhideWhenUsed="1"/>
-    <w:lsdException w:name="List Number 5" w:semiHidden="1" w:unhideWhenUsed="1"/>
-    <w:lsdException w:name="Title" w:uiPriority="10" w:qFormat="1"/>
-    <w:lsdException w:name="Closing" w:semiHidden="1" w:unhideWhenUsed="1"/>
-    <w:lsdException w:name="Signature" w:semiHidden="1" w:unhideWhenUsed="1"/>
-    <w:lsdException w:name="Default Paragraph Font" w:semiHidden="1" w:uiPriority="1" w:unhideWhenUsed="1"/>
-    <w:lsdException w:name="Body Text" w:semiHidden="1" w:unhideWhenUsed="1"/>
-    <w:lsdException w:name="Body Text Indent" w:semiHidden="1" w:unhideWhenUsed="1"/>
-    <w:lsdException w:name="List Continue" w:semiHidden="1" w:unhideWhenUsed="1"/>
-    <w:lsdException w:name="List Continue 2" w:semiHidden="1" w:unhideWhenUsed="1"/>
-    <w:lsdException w:name="List Continue 3" w:semiHidden="1" w:unhideWhenUsed="1"/>
-    <w:lsdException w:name="List Continue 4" w:semiHidden="1" w:unhideWhenUsed="1"/>
-    <w:lsdException w:name="List Continue 5" w:semiHidden="1" w:unhideWhenUsed="1"/>
-    <w:lsdException w:name="Message Header" w:semiHidden="1" w:unhideWhenUsed="1"/>
-    <w:lsdException w:name="Subtitle" w:uiPriority="11" w:qFormat="1"/>
-    <w:lsdException w:name="Salutation" w:semiHidden="1" w:unhideWhenUsed="1"/>
-    <w:lsdException w:name="Date" w:semiHidden="1" w:unhideWhenUsed="1"/>
-    <w:lsdException w:name="Body Text First Indent" w:semiHidden="1" w:unhideWhenUsed="1"/>
-    <w:lsdException w:name="Body Text First Indent 2" w:semiHidden="1" w:unhideWhenUsed="1"/>
-    <w:lsdException w:name="Note Heading" w:semiHidden="1" w:unhideWhenUsed="1"/>
-    <w:lsdException w:name="Body Text 2" w:semiHidden="1" w:unhideWhenUsed="1"/>
-    <w:lsdException w:name="Body Text 3" w:semiHidden="1" w:unhideWhenUsed="1"/>
-    <w:lsdException w:name="Body Text Indent 2" w:semiHidden="1" w:unhideWhenUsed="1"/>
-    <w:lsdException w:name="Body Text Indent 3" w:semiHidden="1" w:unhideWhenUsed="1"/>
-    <w:lsdException w:name="Block Text" w:semiHidden="1" w:unhideWhenUsed="1"/>
-    <w:lsdException w:name="Hyperlink" w:semiHidden="1" w:unhideWhenUsed="1"/>
-    <w:lsdException w:name="FollowedHyperlink" w:semiHidden="1" w:unhideWhenUsed="1"/>
-    <w:lsdException w:name="Strong" w:uiPriority="22" w:qFormat="1"/>
-    <w:lsdException w:name="Emphasis" w:uiPriority="20" w:qFormat="1"/>
-    <w:lsdException w:name="Document Map" w:semiHidden="1" w:unhideWhenUsed="1"/>
-    <w:lsdException w:name="Plain Text" w:semiHidden="1" w:unhideWhenUsed="1"/>
-    <w:lsdException w:name="E-mail Signature" w:semiHidden="1" w:unhideWhenUsed="1"/>
-    <w:lsdException w:name="HTML Top of Form" w:semiHidden="1" w:unhideWhenUsed="1"/>
-    <w:lsdException w:name="HTML Bottom of Form" w:semiHidden="1" w:unhideWhenUsed="1"/>
-    <w:lsdException w:name="Normal (Web)" w:semiHidden="1" w:unhideWhenUsed="1"/>
-    <w:lsdException w:name="HTML Acronym" w:semiHidden="1" w:unhideWhenUsed="1"/>
-    <w:lsdException w:name="HTML Address" w:semiHidden="1" w:unhideWhenUsed="1"/>
-    <w:lsdException w:name="HTML Cite" w:semiHidden="1" w:unhideWhenUsed="1"/>
-    <w:lsdException w:name="HTML Code" w:semiHidden="1" w:unhideWhenUsed="1"/>
-    <w:lsdException w:name="HTML Definition" w:semiHidden="1" w:unhideWhenUsed="1"/>
-    <w:lsdException w:name="HTML Keyboard" w:semiHidden="1" w:unhideWhenUsed="1"/>
-    <w:lsdException w:name="HTML Preformatted" w:semiHidden="1" w:unhideWhenUsed="1"/>
-    <w:lsdException w:name="HTML Sample" w:semiHidden="1" w:unhideWhenUsed="1"/>
-    <w:lsdException w:name="HTML Typewriter" w:semiHidden="1" w:unhideWhenUsed="1"/>
-    <w:lsdException w:name="HTML Variable" w:semiHidden="1" w:unhideWhenUsed="1"/>
-    <w:lsdException w:name="Normal Table" w:semiHidden="1" w:unhideWhenUsed="1"/>
-    <w:lsdException w:name="annotation subject" w:semiHidden="1" w:unhideWhenUsed="1"/>
-    <w:lsdException w:name="No List" w:semiHidden="1" w:unhideWhenUsed="1"/>
-    <w:lsdException w:name="Outline List 1" w:semiHidden="1" w:unhideWhenUsed="1"/>
-    <w:lsdException w:name="Outline List 2" w:semiHidden="1" w:unhideWhenUsed="1"/>
-    <w:lsdException w:name="Outline List 3" w:semiHidden="1" w:unhideWhenUsed="1"/>
-    <w:lsdException w:name="Table Simple 1" w:semiHidden="1" w:unhideWhenUsed="1"/>
-    <w:lsdException w:name="Table Simple 2" w:semiHidden="1" w:unhideWhenUsed="1"/>
-    <w:lsdException w:name="Table Simple 3" w:semiHidden="1" w:unhideWhenUsed="1"/>
-    <w:lsdException w:name="Table Classic 1" w:semiHidden="1" w:unhideWhenUsed="1"/>
-    <w:lsdException w:name="Table Classic 2" w:semiHidden="1" w:unhideWhenUsed="1"/>
-    <w:lsdException w:name="Table Classic 3" w:semiHidden="1" w:unhideWhenUsed="1"/>
-    <w:lsdException w:name="Table Classic 4" w:semiHidden="1" w:unhideWhenUsed="1"/>
-    <w:lsdException w:name="Table Colorful 1" w:semiHidden="1" w:unhideWhenUsed="1"/>
-    <w:lsdException w:name="Table Colorful 2" w:semiHidden="1" w:unhideWhenUsed="1"/>
-    <w:lsdException w:name="Table Colorful 3" w:semiHidden="1" w:unhideWhenUsed="1"/>
-    <w:lsdException w:name="Table Columns 1" w:semiHidden="1" w:unhideWhenUsed="1"/>
-    <w:lsdException w:name="Table Columns 2" w:semiHidden="1" w:unhideWhenUsed="1"/>
-    <w:lsdException w:name="Table Columns 3" w:semiHidden="1" w:unhideWhenUsed="1"/>
-    <w:lsdException w:name="Table Columns 4" w:semiHidden="1" w:unhideWhenUsed="1"/>
-    <w:lsdException w:name="Table Columns 5" w:semiHidden="1" w:unhideWhenUsed="1"/>
-    <w:lsdException w:name="Table Grid 1" w:semiHidden="1" w:unhideWhenUsed="1"/>
-    <w:lsdException w:name="Table Grid 2" w:semiHidden="1" w:unhideWhenUsed="1"/>
-    <w:lsdException w:name="Table Grid 3" w:semiHidden="1" w:unhideWhenUsed="1"/>
-    <w:lsdException w:name="Table Grid 4" w:semiHidden="1" w:unhideWhenUsed="1"/>
-    <w:lsdException w:name="Table Grid 5" w:semiHidden="1" w:unhideWhenUsed="1"/>
-    <w:lsdException w:name="Table Grid 6" w:semiHidden="1" w:unhideWhenUsed="1"/>
-    <w:lsdException w:name="Table Grid 7" w:semiHidden="1" w:unhideWhenUsed="1"/>
-    <w:lsdException w:name="Table Grid 8" w:semiHidden="1" w:unhideWhenUsed="1"/>
-    <w:lsdException w:name="Table List 1" w:semiHidden="1" w:unhideWhenUsed="1"/>
-    <w:lsdException w:name="Table List 2" w:semiHidden="1" w:unhideWhenUsed="1"/>
-    <w:lsdException w:name="Table List 3" w:semiHidden="1" w:unhideWhenUsed="1"/>
-    <w:lsdException w:name="Table List 4" w:semiHidden="1" w:unhideWhenUsed="1"/>
-    <w:lsdException w:name="Table List 5" w:semiHidden="1" w:unhideWhenUsed="1"/>
-    <w:lsdException w:name="Table List 6" w:semiHidden="1" w:unhideWhenUsed="1"/>
-    <w:lsdException w:name="Table List 7" w:semiHidden="1" w:unhideWhenUsed="1"/>
-    <w:lsdException w:name="Table List 8" w:semiHidden="1" w:unhideWhenUsed="1"/>
-    <w:lsdException w:name="Table 3D effects 1" w:semiHidden="1" w:unhideWhenUsed="1"/>
-    <w:lsdException w:name="Table 3D effects 2" w:semiHidden="1" w:unhideWhenUsed="1"/>
-    <w:lsdException w:name="Table 3D effects 3" w:semiHidden="1" w:unhideWhenUsed="1"/>
-    <w:lsdException w:name="Table Contemporary" w:semiHidden="1" w:unhideWhenUsed="1"/>
-    <w:lsdException w:name="Table Elegant" w:semiHidden="1" w:unhideWhenUsed="1"/>
-    <w:lsdException w:name="Table Professional" w:semiHidden="1" w:unhideWhenUsed="1"/>
-    <w:lsdException w:name="Table Subtle 1" w:semiHidden="1" w:unhideWhenUsed="1"/>
-    <w:lsdException w:name="Table Subtle 2" w:semiHidden="1" w:unhideWhenUsed="1"/>
-    <w:lsdException w:name="Table Web 1" w:semiHidden="1" w:unhideWhenUsed="1"/>
-    <w:lsdException w:name="Table Web 2" w:semiHidden="1" w:unhideWhenUsed="1"/>
-    <w:lsdException w:name="Table Web 3" w:semiHidden="1" w:unhideWhenUsed="1"/>
-    <w:lsdException w:name="Balloon Text" w:semiHidden="1" w:unhideWhenUsed="1"/>
-    <w:lsdException w:name="Table Grid" w:uiPriority="39"/>
-    <w:lsdException w:name="Table Theme" w:semiHidden="1" w:unhideWhenUsed="1"/>
-    <w:lsdException w:name="Placeholder Text" w:semiHidden="1"/>
-    <w:lsdException w:name="No Spacing" w:uiPriority="1" w:qFormat="1"/>
-    <w:lsdException w:name="Light Shading" w:uiPriority="60"/>
-    <w:lsdException w:name="Light List" w:uiPriority="61"/>
-    <w:lsdException w:name="Light Grid" w:uiPriority="62"/>
-    <w:lsdException w:name="Medium Shading 1" w:uiPriority="63"/>
-    <w:lsdException w:name="Medium Shading 2" w:uiPriority="64"/>
-    <w:lsdException w:name="Medium List 1" w:uiPriority="65"/>
-    <w:lsdException w:name="Medium List 2" w:uiPriority="66"/>
-    <w:lsdException w:name="Medium Grid 1" w:uiPriority="67"/>
-    <w:lsdException w:name="Medium Grid 2" w:uiPriority="68"/>
-    <w:lsdException w:name="Medium Grid 3" w:uiPriority="69"/>
-    <w:lsdException w:name="Dark List" w:uiPriority="70"/>
-    <w:lsdException w:name="Colorful Shading" w:uiPriority="71"/>
-    <w:lsdException w:name="Colorful List" w:uiPriority="72"/>
-    <w:lsdException w:name="Colorful Grid" w:uiPriority="73"/>
-    <w:lsdException w:name="Light Shading Accent 1" w:uiPriority="60"/>
-    <w:lsdException w:name="Light List Accent 1" w:uiPriority="61"/>
-    <w:lsdException w:name="Light Grid Accent 1" w:uiPriority="62"/>
-    <w:lsdException w:name="Medium Shading 1 Accent 1" w:uiPriority="63"/>
-    <w:lsdException w:name="Medium Shading 2 Accent 1" w:uiPriority="64"/>
-    <w:lsdException w:name="Medium List 1 Accent 1" w:uiPriority="65"/>
-    <w:lsdException w:name="Revision" w:semiHidden="1"/>
-    <w:lsdException w:name="List Paragraph" w:uiPriority="34" w:qFormat="1"/>
-    <w:lsdException w:name="Quote" w:uiPriority="29" w:qFormat="1"/>
-    <w:lsdException w:name="Intense Quote" w:uiPriority="30" w:qFormat="1"/>
-    <w:lsdException w:name="Medium List 2 Accent 1" w:uiPriority="66"/>
-    <w:lsdException w:name="Medium Grid 1 Accent 1" w:uiPriority="67"/>
-    <w:lsdException w:name="Medium Grid 2 Accent 1" w:uiPriority="68"/>
-    <w:lsdException w:name="Medium Grid 3 Accent 1" w:uiPriority="69"/>
-    <w:lsdException w:name="Dark List Accent 1" w:uiPriority="70"/>
-    <w:lsdException w:name="Colorful Shading Accent 1" w:uiPriority="71"/>
-    <w:lsdException w:name="Colorful List Accent 1" w:uiPriority="72"/>
-    <w:lsdException w:name="Colorful Grid Accent 1" w:uiPriority="73"/>
-    <w:lsdException w:name="Light Shading Accent 2" w:uiPriority="60"/>
-    <w:lsdException w:name="Light List Accent 2" w:uiPriority="61"/>
-    <w:lsdException w:name="Light Grid Accent 2" w:uiPriority="62"/>
-    <w:lsdException w:name="Medium Shading 1 Accent 2" w:uiPriority="63"/>
-    <w:lsdException w:name="Medium Shading 2 Accent 2" w:uiPriority="64"/>
-    <w:lsdException w:name="Medium List 1 Accent 2" w:uiPriority="65"/>
-    <w:lsdException w:name="Medium List 2 Accent 2" w:uiPriority="66"/>
-    <w:lsdException w:name="Medium Grid 1 Accent 2" w:uiPriority="67"/>
-    <w:lsdException w:name="Medium Grid 2 Accent 2" w:uiPriority="68"/>
-    <w:lsdException w:name="Medium Grid 3 Accent 2" w:uiPriority="69"/>
-    <w:lsdException w:name="Dark List Accent 2" w:uiPriority="70"/>
-    <w:lsdException w:name="Colorful Shading Accent 2" w:uiPriority="71"/>
-    <w:lsdException w:name="Colorful List Accent 2" w:uiPriority="72"/>
-    <w:lsdException w:name="Colorful Grid Accent 2" w:uiPriority="73"/>
-    <w:lsdException w:name="Light Shading Accent 3" w:uiPriority="60"/>
-    <w:lsdException w:name="Light List Accent 3" w:uiPriority="61"/>
-    <w:lsdException w:name="Light Grid Accent 3" w:uiPriority="62"/>
-    <w:lsdException w:name="Medium Shading 1 Accent 3" w:uiPriority="63"/>
-    <w:lsdException w:name="Medium Shading 2 Accent 3" w:uiPriority="64"/>
-    <w:lsdException w:name="Medium List 1 Accent 3" w:uiPriority="65"/>
-    <w:lsdException w:name="Medium List 2 Accent 3" w:uiPriority="66"/>
-    <w:lsdException w:name="Medium Grid 1 Accent 3" w:uiPriority="67"/>
-    <w:lsdException w:name="Medium Grid 2 Accent 3" w:uiPriority="68"/>
-    <w:lsdException w:name="Medium Grid 3 Accent 3" w:uiPriority="69"/>
-    <w:lsdException w:name="Dark List Accent 3" w:uiPriority="70"/>
-    <w:lsdException w:name="Colorful Shading Accent 3" w:uiPriority="71"/>
-    <w:lsdException w:name="Colorful List Accent 3" w:uiPriority="72"/>
-    <w:lsdException w:name="Colorful Grid Accent 3" w:uiPriority="73"/>
-    <w:lsdException w:name="Light Shading Accent 4" w:uiPriority="60"/>
-    <w:lsdException w:name="Light List Accent 4" w:uiPriority="61"/>
-    <w:lsdException w:name="Light Grid Accent 4" w:uiPriority="62"/>
-    <w:lsdException w:name="Medium Shading 1 Accent 4" w:uiPriority="63"/>
-    <w:lsdException w:name="Medium Shading 2 Accent 4" w:uiPriority="64"/>
-    <w:lsdException w:name="Medium List 1 Accent 4" w:uiPriority="65"/>
-    <w:lsdException w:name="Medium List 2 Accent 4" w:uiPriority="66"/>
-    <w:lsdException w:name="Medium Grid 1 Accent 4" w:uiPriority="67"/>
-    <w:lsdException w:name="Medium Grid 2 Accent 4" w:uiPriority="68"/>
-    <w:lsdException w:name="Medium Grid 3 Accent 4" w:uiPriority="69"/>
-    <w:lsdException w:name="Dark List Accent 4" w:uiPriority="70"/>
-    <w:lsdException w:name="Colorful Shading Accent 4" w:uiPriority="71"/>
-    <w:lsdException w:name="Colorful List Accent 4" w:uiPriority="72"/>
-    <w:lsdException w:name="Colorful Grid Accent 4" w:uiPriority="73"/>
-    <w:lsdException w:name="Light Shading Accent 5" w:uiPriority="60"/>
-    <w:lsdException w:name="Light List Accent 5" w:uiPriority="61"/>
-    <w:lsdException w:name="Light Grid Accent 5" w:uiPriority="62"/>
-    <w:lsdException w:name="Medium Shading 1 Accent 5" w:uiPriority="63"/>
-    <w:lsdException w:name="Medium Shading 2 Accent 5" w:uiPriority="64"/>
-    <w:lsdException w:name="Medium List 1 Accent 5" w:uiPriority="65"/>
-    <w:lsdException w:name="Medium List 2 Accent 5" w:uiPriority="66"/>
-    <w:lsdException w:name="Medium Grid 1 Accent 5" w:uiPriority="67"/>
-    <w:lsdException w:name="Medium Grid 2 Accent 5" w:uiPriority="68"/>
-    <w:lsdException w:name="Medium Grid 3 Accent 5" w:uiPriority="69"/>
-    <w:lsdException w:name="Dark List Accent 5" w:uiPriority="70"/>
-    <w:lsdException w:name="Colorful Shading Accent 5" w:uiPriority="71"/>
-    <w:lsdException w:name="Colorful List Accent 5" w:uiPriority="72"/>
-    <w:lsdException w:name="Colorful Grid Accent 5" w:uiPriority="73"/>
-    <w:lsdException w:name="Light Shading Accent 6" w:uiPriority="60"/>
-    <w:lsdException w:name="Light List Accent 6" w:uiPriority="61"/>
-    <w:lsdException w:name="Light Grid Accent 6" w:uiPriority="62"/>
-    <w:lsdException w:name="Medium Shading 1 Accent 6" w:uiPriority="63"/>
-    <w:lsdException w:name="Medium Shading 2 Accent 6" w:uiPriority="64"/>
-    <w:lsdException w:name="Medium List 1 Accent 6" w:uiPriority="65"/>
-    <w:lsdException w:name="Medium List 2 Accent 6" w:uiPriority="66"/>
-    <w:lsdException w:name="Medium Grid 1 Accent 6" w:uiPriority="67"/>
-    <w:lsdException w:name="Medium Grid 2 Accent 6" w:uiPriority="68"/>
-    <w:lsdException w:name="Medium Grid 3 Accent 6" w:uiPriority="69"/>
-    <w:lsdException w:name="Dark List Accent 6" w:uiPriority="70"/>
-    <w:lsdException w:name="Colorful Shading Accent 6" w:uiPriority="71"/>
-    <w:lsdException w:name="Colorful List Accent 6" w:uiPriority="72"/>
-    <w:lsdException w:name="Colorful Grid Accent 6" w:uiPriority="73"/>
-    <w:lsdException w:name="Subtle Emphasis" w:uiPriority="19" w:qFormat="1"/>
-    <w:lsdException w:name="Intense Emphasis" w:uiPriority="21" w:qFormat="1"/>
-    <w:lsdException w:name="Subtle Reference" w:uiPriority="31" w:qFormat="1"/>
-    <w:lsdException w:name="Intense Reference" w:uiPriority="32" w:qFormat="1"/>
-    <w:lsdException w:name="Book Title" w:uiPriority="33" w:qFormat="1"/>
-    <w:lsdException w:name="Bibliography" w:semiHidden="1" w:uiPriority="37" w:unhideWhenUsed="1"/>
-    <w:lsdException w:name="TOC Heading" w:semiHidden="1" w:uiPriority="39" w:unhideWhenUsed="1" w:qFormat="1"/>
-    <w:lsdException w:name="Plain Table 1" w:uiPriority="41"/>
-    <w:lsdException w:name="Plain Table 2" w:uiPriority="42"/>
-    <w:lsdException w:name="Plain Table 3" w:uiPriority="43"/>
-    <w:lsdException w:name="Plain Table 4" w:uiPriority="44"/>
-    <w:lsdException w:name="Plain Table 5" w:uiPriority="45"/>
-    <w:lsdException w:name="Grid Table Light" w:uiPriority="40"/>
-    <w:lsdException w:name="Grid Table 1 Light" w:uiPriority="46"/>
-    <w:lsdException w:name="Grid Table 2" w:uiPriority="47"/>
-    <w:lsdException w:name="Grid Table 3" w:uiPriority="48"/>
-    <w:lsdException w:name="Grid Table 4" w:uiPriority="49"/>
-    <w:lsdException w:name="Grid Table 5 Dark" w:uiPriority="50"/>
-    <w:lsdException w:name="Grid Table 6 Colorful" w:uiPriority="51"/>
-    <w:lsdException w:name="Grid Table 7 Colorful" w:uiPriority="52"/>
-    <w:lsdException w:name="Grid Table 1 Light Accent 1" w:uiPriority="46"/>
-    <w:lsdException w:name="Grid Table 2 Accent 1" w:uiPriority="47"/>
-    <w:lsdException w:name="Grid Table 3 Accent 1" w:uiPriority="48"/>
-    <w:lsdException w:name="Grid Table 4 Accent 1" w:uiPriority="49"/>
-    <w:lsdException w:name="Grid Table 5 Dark Accent 1" w:uiPriority="50"/>
-    <w:lsdException w:name="Grid Table 6 Colorful Accent 1" w:uiPriority="51"/>
-    <w:lsdException w:name="Grid Table 7 Colorful Accent 1" w:uiPriority="52"/>
-    <w:lsdException w:name="Grid Table 1 Light Accent 2" w:uiPriority="46"/>
-    <w:lsdException w:name="Grid Table 2 Accent 2" w:uiPriority="47"/>
-    <w:lsdException w:name="Grid Table 3 Accent 2" w:uiPriority="48"/>
-    <w:lsdException w:name="Grid Table 4 Accent 2" w:uiPriority="49"/>
-    <w:lsdException w:name="Grid Table 5 Dark Accent 2" w:uiPriority="50"/>
-    <w:lsdException w:name="Grid Table 6 Colorful Accent 2" w:uiPriority="51"/>
-    <w:lsdException w:name="Grid Table 7 Colorful Accent 2" w:uiPriority="52"/>
-    <w:lsdException w:name="Grid Table 1 Light Accent 3" w:uiPriority="46"/>
-    <w:lsdException w:name="Grid Table 2 Accent 3" w:uiPriority="47"/>
-    <w:lsdException w:name="Grid Table 3 Accent 3" w:uiPriority="48"/>
-    <w:lsdException w:name="Grid Table 4 Accent 3" w:uiPriority="49"/>
-    <w:lsdException w:name="Grid Table 5 Dark Accent 3" w:uiPriority="50"/>
-    <w:lsdException w:name="Grid Table 6 Colorful Accent 3" w:uiPriority="51"/>
-    <w:lsdException w:name="Grid Table 7 Colorful Accent 3" w:uiPriority="52"/>
-    <w:lsdException w:name="Grid Table 1 Light Accent 4" w:uiPriority="46"/>
-    <w:lsdException w:name="Grid Table 2 Accent 4" w:uiPriority="47"/>
-    <w:lsdException w:name="Grid Table 3 Accent 4" w:uiPriority="48"/>
-    <w:lsdException w:name="Grid Table 4 Accent 4" w:uiPriority="49"/>
-    <w:lsdException w:name="Grid Table 5 Dark Accent 4" w:uiPriority="50"/>
-    <w:lsdException w:name="Grid Table 6 Colorful Accent 4" w:uiPriority="51"/>
-    <w:lsdException w:name="Grid Table 7 Colorful Accent 4" w:uiPriority="52"/>
-    <w:lsdException w:name="Grid Table 1 Light Accent 5" w:uiPriority="46"/>
-    <w:lsdException w:name="Grid Table 2 Accent 5" w:uiPriority="47"/>
-    <w:lsdException w:name="Grid Table 3 Accent 5" w:uiPriority="48"/>
-    <w:lsdException w:name="Grid Table 4 Accent 5" w:uiPriority="49"/>
-    <w:lsdException w:name="Grid Table 5 Dark Accent 5" w:uiPriority="50"/>
-    <w:lsdException w:name="Grid Table 6 Colorful Accent 5" w:uiPriority="51"/>
-    <w:lsdException w:name="Grid Table 7 Colorful Accent 5" w:uiPriority="52"/>
-    <w:lsdException w:name="Grid Table 1 Light Accent 6" w:uiPriority="46"/>
-    <w:lsdException w:name="Grid Table 2 Accent 6" w:uiPriority="47"/>
-    <w:lsdException w:name="Grid Table 3 Accent 6" w:uiPriority="48"/>
-    <w:lsdException w:name="Grid Table 4 Accent 6" w:uiPriority="49"/>
-    <w:lsdException w:name="Grid Table 5 Dark Accent 6" w:uiPriority="50"/>
-    <w:lsdException w:name="Grid Table 6 Colorful Accent 6" w:uiPriority="51"/>
-    <w:lsdException w:name="Grid Table 7 Colorful Accent 6" w:uiPriority="52"/>
-    <w:lsdException w:name="List Table 1 Light" w:uiPriority="46"/>
-    <w:lsdException w:name="List Table 2" w:uiPriority="47"/>
-    <w:lsdException w:name="List Table 3" w:uiPriority="48"/>
-    <w:lsdException w:name="List Table 4" w:uiPriority="49"/>
-    <w:lsdException w:name="List Table 5 Dark" w:uiPriority="50"/>
-    <w:lsdException w:name="List Table 6 Colorful" w:uiPriority="51"/>
-    <w:lsdException w:name="List Table 7 Colorful" w:uiPriority="52"/>
-    <w:lsdException w:name="List Table 1 Light Accent 1" w:uiPriority="46"/>
-    <w:lsdException w:name="List Table 2 Accent 1" w:uiPriority="47"/>
-    <w:lsdException w:name="List Table 3 Accent 1" w:uiPriority="48"/>
-    <w:lsdException w:name="List Table 4 Accent 1" w:uiPriority="49"/>
-    <w:lsdException w:name="List Table 5 Dark Accent 1" w:uiPriority="50"/>
-    <w:lsdException w:name="List Table 6 Colorful Accent 1" w:uiPriority="51"/>
-    <w:lsdException w:name="List Table 7 Colorful Accent 1" w:uiPriority="52"/>
-    <w:lsdException w:name="List Table 1 Light Accent 2" w:uiPriority="46"/>
-    <w:lsdException w:name="List Table 2 Accent 2" w:uiPriority="47"/>
-    <w:lsdException w:name="List Table 3 Accent 2" w:uiPriority="48"/>
-    <w:lsdException w:name="List Table 4 Accent 2" w:uiPriority="49"/>
-    <w:lsdException w:name="List Table 5 Dark Accent 2" w:uiPriority="50"/>
-    <w:lsdException w:name="List Table 6 Colorful Accent 2" w:uiPriority="51"/>
-    <w:lsdException w:name="List Table 7 Colorful Accent 2" w:uiPriority="52"/>
-    <w:lsdException w:name="List Table 1 Light Accent 3" w:uiPriority="46"/>
-    <w:lsdException w:name="List Table 2 Accent 3" w:uiPriority="47"/>
-    <w:lsdException w:name="List Table 3 Accent 3" w:uiPriority="48"/>
-    <w:lsdException w:name="List Table 4 Accent 3" w:uiPriority="49"/>
-    <w:lsdException w:name="List Table 5 Dark Accent 3" w:uiPriority="50"/>
-    <w:lsdException w:name="List Table 6 Colorful Accent 3" w:uiPriority="51"/>
-    <w:lsdException w:name="List Table 7 Colorful Accent 3" w:uiPriority="52"/>
-    <w:lsdException w:name="List Table 1 Light Accent 4" w:uiPriority="46"/>
-    <w:lsdException w:name="List Table 2 Accent 4" w:uiPriority="47"/>
-    <w:lsdException w:name="List Table 3 Accent 4" w:uiPriority="48"/>
-    <w:lsdException w:name="List Table 4 Accent 4" w:uiPriority="49"/>
-    <w:lsdException w:name="List Table 5 Dark Accent 4" w:uiPriority="50"/>
-    <w:lsdException w:name="List Table 6 Colorful Accent 4" w:uiPriority="51"/>
-    <w:lsdException w:name="List Table 7 Colorful Accent 4" w:uiPriority="52"/>
-    <w:lsdException w:name="List Table 1 Light Accent 5" w:uiPriority="46"/>
-    <w:lsdException w:name="List Table 2 Accent 5" w:uiPriority="47"/>
-    <w:lsdException w:name="List Table 3 Accent 5" w:uiPriority="48"/>
-    <w:lsdException w:name="List Table 4 Accent 5" w:uiPriority="49"/>
-    <w:lsdException w:name="List Table 5 Dark Accent 5" w:uiPriority="50"/>
-    <w:lsdException w:name="List Table 6 Colorful Accent 5" w:uiPriority="51"/>
-    <w:lsdException w:name="List Table 7 Colorful Accent 5" w:uiPriority="52"/>
-    <w:lsdException w:name="List Table 1 Light Accent 6" w:uiPriority="46"/>
-    <w:lsdException w:name="List Table 2 Accent 6" w:uiPriority="47"/>
-    <w:lsdException w:name="List Table 3 Accent 6" w:uiPriority="48"/>
-    <w:lsdException w:name="List Table 4 Accent 6" w:uiPriority="49"/>
-    <w:lsdException w:name="List Table 5 Dark Accent 6" w:uiPriority="50"/>
-    <w:lsdException w:name="List Table 6 Colorful Accent 6" w:uiPriority="51"/>
-    <w:lsdException w:name="List Table 7 Colorful Accent 6" w:uiPriority="52"/>
-    <w:lsdException w:name="Mention" w:semiHidden="1" w:unhideWhenUsed="1"/>
-    <w:lsdException w:name="Smart Hyperlink" w:semiHidden="1" w:unhideWhenUsed="1"/>
-    <w:lsdException w:name="Hashtag" w:semiHidden="1" w:unhideWhenUsed="1"/>
-    <w:lsdException w:name="Unresolved Mention" w:semiHidden="1" w:unhideWhenUsed="1"/>
-    <w:lsdException w:name="Smart Link" w:semiHidden="1" w:unhideWhenUsed="1"/>
+  <w:latentStyles w:count="260" w:defQFormat="0" w:defUnhideWhenUsed="1" w:defSemiHidden="1" w:defUIPriority="99" w:defLockedState="0">
+    <w:lsdException w:qFormat="1" w:unhideWhenUsed="0" w:uiPriority="0" w:semiHidden="0" w:name="Normal"/>
+    <w:lsdException w:qFormat="1" w:unhideWhenUsed="0" w:uiPriority="9" w:semiHidden="0" w:name="heading 1"/>
+    <w:lsdException w:qFormat="1" w:uiPriority="9" w:semiHidden="0" w:name="heading 2"/>
+    <w:lsdException w:qFormat="1" w:uiPriority="9" w:name="heading 3"/>
+    <w:lsdException w:qFormat="1" w:uiPriority="9" w:name="heading 4"/>
+    <w:lsdException w:qFormat="1" w:uiPriority="9" w:name="heading 5"/>
+    <w:lsdException w:qFormat="1" w:uiPriority="9" w:name="heading 6"/>
+    <w:lsdException w:qFormat="1" w:uiPriority="9" w:name="heading 7"/>
+    <w:lsdException w:qFormat="1" w:uiPriority="9" w:name="heading 8"/>
+    <w:lsdException w:qFormat="1" w:uiPriority="9" w:name="heading 9"/>
+    <w:lsdException w:uiPriority="99" w:name="index 1"/>
+    <w:lsdException w:uiPriority="99" w:name="index 2"/>
+    <w:lsdException w:uiPriority="99" w:name="index 3"/>
+    <w:lsdException w:uiPriority="99" w:name="index 4"/>
+    <w:lsdException w:uiPriority="99" w:name="index 5"/>
+    <w:lsdException w:uiPriority="99" w:name="index 6"/>
+    <w:lsdException w:uiPriority="99" w:name="index 7"/>
+    <w:lsdException w:uiPriority="99" w:name="index 8"/>
+    <w:lsdException w:uiPriority="99" w:name="index 9"/>
+    <w:lsdException w:uiPriority="39" w:name="toc 1"/>
+    <w:lsdException w:uiPriority="39" w:name="toc 2"/>
+    <w:lsdException w:uiPriority="39" w:name="toc 3"/>
+    <w:lsdException w:uiPriority="39" w:name="toc 4"/>
+    <w:lsdException w:uiPriority="39" w:name="toc 5"/>
+    <w:lsdException w:uiPriority="39" w:name="toc 6"/>
+    <w:lsdException w:uiPriority="39" w:name="toc 7"/>
+    <w:lsdException w:uiPriority="39" w:name="toc 8"/>
+    <w:lsdException w:uiPriority="39" w:name="toc 9"/>
+    <w:lsdException w:uiPriority="99" w:name="Normal Indent"/>
+    <w:lsdException w:uiPriority="99" w:name="footnote text"/>
+    <w:lsdException w:uiPriority="99" w:name="annotation text"/>
+    <w:lsdException w:uiPriority="99" w:name="header"/>
+    <w:lsdException w:uiPriority="99" w:name="footer"/>
+    <w:lsdException w:uiPriority="99" w:name="index heading"/>
+    <w:lsdException w:qFormat="1" w:uiPriority="35" w:name="caption"/>
+    <w:lsdException w:uiPriority="99" w:name="table of figures"/>
+    <w:lsdException w:uiPriority="99" w:name="envelope address"/>
+    <w:lsdException w:uiPriority="99" w:name="envelope return"/>
+    <w:lsdException w:uiPriority="99" w:name="footnote reference"/>
+    <w:lsdException w:uiPriority="99" w:name="annotation reference"/>
+    <w:lsdException w:uiPriority="99" w:name="line number"/>
+    <w:lsdException w:uiPriority="99" w:name="page number"/>
+    <w:lsdException w:uiPriority="99" w:name="endnote reference"/>
+    <w:lsdException w:uiPriority="99" w:name="endnote text"/>
+    <w:lsdException w:uiPriority="99" w:name="table of authorities"/>
+    <w:lsdException w:uiPriority="99" w:name="macro"/>
+    <w:lsdException w:uiPriority="99" w:name="toa heading"/>
+    <w:lsdException w:uiPriority="99" w:name="List"/>
+    <w:lsdException w:uiPriority="99" w:name="List Bullet"/>
+    <w:lsdException w:uiPriority="99" w:name="List Number"/>
+    <w:lsdException w:uiPriority="99" w:name="List 2"/>
+    <w:lsdException w:uiPriority="99" w:name="List 3"/>
+    <w:lsdException w:uiPriority="99" w:name="List 4"/>
+    <w:lsdException w:uiPriority="99" w:name="List 5"/>
+    <w:lsdException w:uiPriority="99" w:name="List Bullet 2"/>
+    <w:lsdException w:uiPriority="99" w:name="List Bullet 3"/>
+    <w:lsdException w:uiPriority="99" w:name="List Bullet 4"/>
+    <w:lsdException w:uiPriority="99" w:name="List Bullet 5"/>
+    <w:lsdException w:uiPriority="99" w:name="List Number 2"/>
+    <w:lsdException w:uiPriority="99" w:name="List Number 3"/>
+    <w:lsdException w:uiPriority="99" w:name="List Number 4"/>
+    <w:lsdException w:uiPriority="99" w:name="List Number 5"/>
+    <w:lsdException w:qFormat="1" w:unhideWhenUsed="0" w:uiPriority="10" w:semiHidden="0" w:name="Title"/>
+    <w:lsdException w:uiPriority="99" w:name="Closing"/>
+    <w:lsdException w:uiPriority="99" w:name="Signature"/>
+    <w:lsdException w:uiPriority="1" w:name="Default Paragraph Font"/>
+    <w:lsdException w:uiPriority="99" w:name="Body Text"/>
+    <w:lsdException w:uiPriority="99" w:name="Body Text Indent"/>
+    <w:lsdException w:uiPriority="99" w:name="List Continue"/>
+    <w:lsdException w:uiPriority="99" w:name="List Continue 2"/>
+    <w:lsdException w:uiPriority="99" w:name="List Continue 3"/>
+    <w:lsdException w:uiPriority="99" w:name="List Continue 4"/>
+    <w:lsdException w:uiPriority="99" w:name="List Continue 5"/>
+    <w:lsdException w:uiPriority="99" w:name="Message Header"/>
+    <w:lsdException w:qFormat="1" w:unhideWhenUsed="0" w:uiPriority="11" w:semiHidden="0" w:name="Subtitle"/>
+    <w:lsdException w:uiPriority="99" w:name="Salutation"/>
+    <w:lsdException w:uiPriority="99" w:name="Date"/>
+    <w:lsdException w:uiPriority="99" w:name="Body Text First Indent"/>
+    <w:lsdException w:uiPriority="99" w:name="Body Text First Indent 2"/>
+    <w:lsdException w:uiPriority="99" w:name="Note Heading"/>
+    <w:lsdException w:uiPriority="99" w:name="Body Text 2"/>
+    <w:lsdException w:uiPriority="99" w:name="Body Text 3"/>
+    <w:lsdException w:uiPriority="99" w:name="Body Text Indent 2"/>
+    <w:lsdException w:uiPriority="99" w:name="Body Text Indent 3"/>
+    <w:lsdException w:uiPriority="99" w:name="Block Text"/>
+    <w:lsdException w:uiPriority="99" w:name="Hyperlink"/>
+    <w:lsdException w:uiPriority="99" w:name="FollowedHyperlink"/>
+    <w:lsdException w:qFormat="1" w:unhideWhenUsed="0" w:uiPriority="22" w:semiHidden="0" w:name="Strong"/>
+    <w:lsdException w:qFormat="1" w:unhideWhenUsed="0" w:uiPriority="20" w:semiHidden="0" w:name="Emphasis"/>
+    <w:lsdException w:uiPriority="99" w:name="Document Map"/>
+    <w:lsdException w:uiPriority="99" w:name="Plain Text"/>
+    <w:lsdException w:uiPriority="99" w:name="E-mail Signature"/>
+    <w:lsdException w:uiPriority="99" w:name="Normal (Web)"/>
+    <w:lsdException w:uiPriority="99" w:name="HTML Acronym"/>
+    <w:lsdException w:uiPriority="99" w:name="HTML Address"/>
+    <w:lsdException w:uiPriority="99" w:name="HTML Cite"/>
+    <w:lsdException w:uiPriority="99" w:name="HTML Code"/>
+    <w:lsdException w:uiPriority="99" w:name="HTML Definition"/>
+    <w:lsdException w:uiPriority="99" w:name="HTML Keyboard"/>
+    <w:lsdException w:uiPriority="99" w:name="HTML Preformatted"/>
+    <w:lsdException w:uiPriority="99" w:name="HTML Sample"/>
+    <w:lsdException w:uiPriority="99" w:name="HTML Typewriter"/>
+    <w:lsdException w:uiPriority="99" w:name="HTML Variable"/>
+    <w:lsdException w:uiPriority="99" w:name="Normal Table"/>
+    <w:lsdException w:uiPriority="99" w:name="annotation subject"/>
+    <w:lsdException w:uiPriority="99" w:name="Table Simple 1"/>
+    <w:lsdException w:uiPriority="99" w:name="Table Simple 2"/>
+    <w:lsdException w:uiPriority="99" w:name="Table Simple 3"/>
+    <w:lsdException w:uiPriority="99" w:name="Table Classic 1"/>
+    <w:lsdException w:uiPriority="99" w:name="Table Classic 2"/>
+    <w:lsdException w:uiPriority="99" w:name="Table Classic 3"/>
+    <w:lsdException w:uiPriority="99" w:name="Table Classic 4"/>
+    <w:lsdException w:uiPriority="99" w:name="Table Colorful 1"/>
+    <w:lsdException w:uiPriority="99" w:name="Table Colorful 2"/>
+    <w:lsdException w:uiPriority="99" w:name="Table Colorful 3"/>
+    <w:lsdException w:uiPriority="99" w:name="Table Columns 1"/>
+    <w:lsdException w:uiPriority="99" w:name="Table Columns 2"/>
+    <w:lsdException w:uiPriority="99" w:name="Table Columns 3"/>
+    <w:lsdException w:uiPriority="99" w:name="Table Columns 4"/>
+    <w:lsdException w:uiPriority="99" w:name="Table Columns 5"/>
+    <w:lsdException w:uiPriority="99" w:name="Table Grid 1"/>
+    <w:lsdException w:uiPriority="99" w:name="Table Grid 2"/>
+    <w:lsdException w:uiPriority="99" w:name="Table Grid 3"/>
+    <w:lsdException w:uiPriority="99" w:name="Table Grid 4"/>
+    <w:lsdException w:uiPriority="99" w:name="Table Grid 5"/>
+    <w:lsdException w:uiPriority="99" w:name="Table Grid 6"/>
+    <w:lsdException w:uiPriority="99" w:name="Table Grid 7"/>
+    <w:lsdException w:uiPriority="99" w:name="Table Grid 8"/>
+    <w:lsdException w:uiPriority="99" w:name="Table List 1"/>
+    <w:lsdException w:uiPriority="99" w:name="Table List 2"/>
+    <w:lsdException w:uiPriority="99" w:name="Table List 3"/>
+    <w:lsdException w:uiPriority="99" w:name="Table List 4"/>
+    <w:lsdException w:uiPriority="99" w:name="Table List 5"/>
+    <w:lsdException w:uiPriority="99" w:name="Table List 6"/>
+    <w:lsdException w:uiPriority="99" w:name="Table List 7"/>
+    <w:lsdException w:uiPriority="99" w:name="Table List 8"/>
+    <w:lsdException w:uiPriority="99" w:name="Table 3D effects 1"/>
+    <w:lsdException w:uiPriority="99" w:name="Table 3D effects 2"/>
+    <w:lsdException w:uiPriority="99" w:name="Table 3D effects 3"/>
+    <w:lsdException w:uiPriority="99" w:name="Table Contemporary"/>
+    <w:lsdException w:uiPriority="99" w:name="Table Elegant"/>
+    <w:lsdException w:uiPriority="99" w:name="Table Professional"/>
+    <w:lsdException w:uiPriority="99" w:name="Table Subtle 1"/>
+    <w:lsdException w:uiPriority="99" w:name="Table Subtle 2"/>
+    <w:lsdException w:uiPriority="99" w:name="Table Web 1"/>
+    <w:lsdException w:uiPriority="99" w:name="Table Web 2"/>
+    <w:lsdException w:uiPriority="99" w:name="Table Web 3"/>
+    <w:lsdException w:uiPriority="99" w:name="Balloon Text"/>
+    <w:lsdException w:unhideWhenUsed="0" w:uiPriority="39" w:semiHidden="0" w:name="Table Grid"/>
+    <w:lsdException w:uiPriority="99" w:name="Table Theme"/>
+    <w:lsdException w:unhideWhenUsed="0" w:uiPriority="60" w:semiHidden="0" w:name="Light Shading"/>
+    <w:lsdException w:unhideWhenUsed="0" w:uiPriority="61" w:semiHidden="0" w:name="Light List"/>
+    <w:lsdException w:unhideWhenUsed="0" w:uiPriority="62" w:semiHidden="0" w:name="Light Grid"/>
+    <w:lsdException w:unhideWhenUsed="0" w:uiPriority="63" w:semiHidden="0" w:name="Medium Shading 1"/>
+    <w:lsdException w:unhideWhenUsed="0" w:uiPriority="64" w:semiHidden="0" w:name="Medium Shading 2"/>
+    <w:lsdException w:unhideWhenUsed="0" w:uiPriority="65" w:semiHidden="0" w:name="Medium List 1"/>
+    <w:lsdException w:unhideWhenUsed="0" w:uiPriority="66" w:semiHidden="0" w:name="Medium List 2"/>
+    <w:lsdException w:unhideWhenUsed="0" w:uiPriority="67" w:semiHidden="0" w:name="Medium Grid 1"/>
+    <w:lsdException w:unhideWhenUsed="0" w:uiPriority="68" w:semiHidden="0" w:name="Medium Grid 2"/>
+    <w:lsdException w:unhideWhenUsed="0" w:uiPriority="69" w:semiHidden="0" w:name="Medium Grid 3"/>
+    <w:lsdException w:unhideWhenUsed="0" w:uiPriority="70" w:semiHidden="0" w:name="Dark List"/>
+    <w:lsdException w:unhideWhenUsed="0" w:uiPriority="71" w:semiHidden="0" w:name="Colorful Shading"/>
+    <w:lsdException w:unhideWhenUsed="0" w:uiPriority="72" w:semiHidden="0" w:name="Colorful List"/>
+    <w:lsdException w:unhideWhenUsed="0" w:uiPriority="73" w:semiHidden="0" w:name="Colorful Grid"/>
+    <w:lsdException w:unhideWhenUsed="0" w:uiPriority="60" w:semiHidden="0" w:name="Light Shading Accent 1"/>
+    <w:lsdException w:unhideWhenUsed="0" w:uiPriority="61" w:semiHidden="0" w:name="Light List Accent 1"/>
+    <w:lsdException w:unhideWhenUsed="0" w:uiPriority="62" w:semiHidden="0" w:name="Light Grid Accent 1"/>
+    <w:lsdException w:unhideWhenUsed="0" w:uiPriority="63" w:semiHidden="0" w:name="Medium Shading 1 Accent 1"/>
+    <w:lsdException w:unhideWhenUsed="0" w:uiPriority="64" w:semiHidden="0" w:name="Medium Shading 2 Accent 1"/>
+    <w:lsdException w:unhideWhenUsed="0" w:uiPriority="65" w:semiHidden="0" w:name="Medium List 1 Accent 1"/>
+    <w:lsdException w:unhideWhenUsed="0" w:uiPriority="66" w:semiHidden="0" w:name="Medium List 2 Accent 1"/>
+    <w:lsdException w:unhideWhenUsed="0" w:uiPriority="67" w:semiHidden="0" w:name="Medium Grid 1 Accent 1"/>
+    <w:lsdException w:unhideWhenUsed="0" w:uiPriority="68" w:semiHidden="0" w:name="Medium Grid 2 Accent 1"/>
+    <w:lsdException w:unhideWhenUsed="0" w:uiPriority="69" w:semiHidden="0" w:name="Medium Grid 3 Accent 1"/>
+    <w:lsdException w:unhideWhenUsed="0" w:uiPriority="70" w:semiHidden="0" w:name="Dark List Accent 1"/>
+    <w:lsdException w:unhideWhenUsed="0" w:uiPriority="71" w:semiHidden="0" w:name="Colorful Shading Accent 1"/>
+    <w:lsdException w:unhideWhenUsed="0" w:uiPriority="72" w:semiHidden="0" w:name="Colorful List Accent 1"/>
+    <w:lsdException w:unhideWhenUsed="0" w:uiPriority="73" w:semiHidden="0" w:name="Colorful Grid Accent 1"/>
+    <w:lsdException w:unhideWhenUsed="0" w:uiPriority="60" w:semiHidden="0" w:name="Light Shading Accent 2"/>
+    <w:lsdException w:unhideWhenUsed="0" w:uiPriority="61" w:semiHidden="0" w:name="Light List Accent 2"/>
+    <w:lsdException w:unhideWhenUsed="0" w:uiPriority="62" w:semiHidden="0" w:name="Light Grid Accent 2"/>
+    <w:lsdException w:unhideWhenUsed="0" w:uiPriority="63" w:semiHidden="0" w:name="Medium Shading 1 Accent 2"/>
+    <w:lsdException w:unhideWhenUsed="0" w:uiPriority="64" w:semiHidden="0" w:name="Medium Shading 2 Accent 2"/>
+    <w:lsdException w:unhideWhenUsed="0" w:uiPriority="65" w:semiHidden="0" w:name="Medium List 1 Accent 2"/>
+    <w:lsdException w:unhideWhenUsed="0" w:uiPriority="66" w:semiHidden="0" w:name="Medium List 2 Accent 2"/>
+    <w:lsdException w:unhideWhenUsed="0" w:uiPriority="67" w:semiHidden="0" w:name="Medium Grid 1 Accent 2"/>
+    <w:lsdException w:unhideWhenUsed="0" w:uiPriority="68" w:semiHidden="0" w:name="Medium Grid 2 Accent 2"/>
+    <w:lsdException w:unhideWhenUsed="0" w:uiPriority="69" w:semiHidden="0" w:name="Medium Grid 3 Accent 2"/>
+    <w:lsdException w:unhideWhenUsed="0" w:uiPriority="70" w:semiHidden="0" w:name="Dark List Accent 2"/>
+    <w:lsdException w:unhideWhenUsed="0" w:uiPriority="71" w:semiHidden="0" w:name="Colorful Shading Accent 2"/>
+    <w:lsdException w:unhideWhenUsed="0" w:uiPriority="72" w:semiHidden="0" w:name="Colorful List Accent 2"/>
+    <w:lsdException w:unhideWhenUsed="0" w:uiPriority="73" w:semiHidden="0" w:name="Colorful Grid Accent 2"/>
+    <w:lsdException w:unhideWhenUsed="0" w:uiPriority="60" w:semiHidden="0" w:name="Light Shading Accent 3"/>
+    <w:lsdException w:unhideWhenUsed="0" w:uiPriority="61" w:semiHidden="0" w:name="Light List Accent 3"/>
+    <w:lsdException w:unhideWhenUsed="0" w:uiPriority="62" w:semiHidden="0" w:name="Light Grid Accent 3"/>
+    <w:lsdException w:unhideWhenUsed="0" w:uiPriority="63" w:semiHidden="0" w:name="Medium Shading 1 Accent 3"/>
+    <w:lsdException w:unhideWhenUsed="0" w:uiPriority="64" w:semiHidden="0" w:name="Medium Shading 2 Accent 3"/>
+    <w:lsdException w:unhideWhenUsed="0" w:uiPriority="65" w:semiHidden="0" w:name="Medium List 1 Accent 3"/>
+    <w:lsdException w:unhideWhenUsed="0" w:uiPriority="66" w:semiHidden="0" w:name="Medium List 2 Accent 3"/>
+    <w:lsdException w:unhideWhenUsed="0" w:uiPriority="67" w:semiHidden="0" w:name="Medium Grid 1 Accent 3"/>
+    <w:lsdException w:unhideWhenUsed="0" w:uiPriority="68" w:semiHidden="0" w:name="Medium Grid 2 Accent 3"/>
+    <w:lsdException w:unhideWhenUsed="0" w:uiPriority="69" w:semiHidden="0" w:name="Medium Grid 3 Accent 3"/>
+    <w:lsdException w:unhideWhenUsed="0" w:uiPriority="70" w:semiHidden="0" w:name="Dark List Accent 3"/>
+    <w:lsdException w:unhideWhenUsed="0" w:uiPriority="71" w:semiHidden="0" w:name="Colorful Shading Accent 3"/>
+    <w:lsdException w:unhideWhenUsed="0" w:uiPriority="72" w:semiHidden="0" w:name="Colorful List Accent 3"/>
+    <w:lsdException w:unhideWhenUsed="0" w:uiPriority="73" w:semiHidden="0" w:name="Colorful Grid Accent 3"/>
+    <w:lsdException w:unhideWhenUsed="0" w:uiPriority="60" w:semiHidden="0" w:name="Light Shading Accent 4"/>
+    <w:lsdException w:unhideWhenUsed="0" w:uiPriority="61" w:semiHidden="0" w:name="Light List Accent 4"/>
+    <w:lsdException w:unhideWhenUsed="0" w:uiPriority="62" w:semiHidden="0" w:name="Light Grid Accent 4"/>
+    <w:lsdException w:unhideWhenUsed="0" w:uiPriority="63" w:semiHidden="0" w:name="Medium Shading 1 Accent 4"/>
+    <w:lsdException w:unhideWhenUsed="0" w:uiPriority="64" w:semiHidden="0" w:name="Medium Shading 2 Accent 4"/>
+    <w:lsdException w:unhideWhenUsed="0" w:uiPriority="65" w:semiHidden="0" w:name="Medium List 1 Accent 4"/>
+    <w:lsdException w:unhideWhenUsed="0" w:uiPriority="66" w:semiHidden="0" w:name="Medium List 2 Accent 4"/>
+    <w:lsdException w:unhideWhenUsed="0" w:uiPriority="67" w:semiHidden="0" w:name="Medium Grid 1 Accent 4"/>
+    <w:lsdException w:unhideWhenUsed="0" w:uiPriority="68" w:semiHidden="0" w:name="Medium Grid 2 Accent 4"/>
+    <w:lsdException w:unhideWhenUsed="0" w:uiPriority="69" w:semiHidden="0" w:name="Medium Grid 3 Accent 4"/>
+    <w:lsdException w:unhideWhenUsed="0" w:uiPriority="70" w:semiHidden="0" w:name="Dark List Accent 4"/>
+    <w:lsdException w:unhideWhenUsed="0" w:uiPriority="71" w:semiHidden="0" w:name="Colorful Shading Accent 4"/>
+    <w:lsdException w:unhideWhenUsed="0" w:uiPriority="72" w:semiHidden="0" w:name="Colorful List Accent 4"/>
+    <w:lsdException w:unhideWhenUsed="0" w:uiPriority="73" w:semiHidden="0" w:name="Colorful Grid Accent 4"/>
+    <w:lsdException w:unhideWhenUsed="0" w:uiPriority="60" w:semiHidden="0" w:name="Light Shading Accent 5"/>
+    <w:lsdException w:unhideWhenUsed="0" w:uiPriority="61" w:semiHidden="0" w:name="Light List Accent 5"/>
+    <w:lsdException w:unhideWhenUsed="0" w:uiPriority="62" w:semiHidden="0" w:name="Light Grid Accent 5"/>
+    <w:lsdException w:unhideWhenUsed="0" w:uiPriority="63" w:semiHidden="0" w:name="Medium Shading 1 Accent 5"/>
+    <w:lsdException w:unhideWhenUsed="0" w:uiPriority="64" w:semiHidden="0" w:name="Medium Shading 2 Accent 5"/>
+    <w:lsdException w:unhideWhenUsed="0" w:uiPriority="65" w:semiHidden="0" w:name="Medium List 1 Accent 5"/>
+    <w:lsdException w:unhideWhenUsed="0" w:uiPriority="66" w:semiHidden="0" w:name="Medium List 2 Accent 5"/>
+    <w:lsdException w:unhideWhenUsed="0" w:uiPriority="67" w:semiHidden="0" w:name="Medium Grid 1 Accent 5"/>
+    <w:lsdException w:unhideWhenUsed="0" w:uiPriority="68" w:semiHidden="0" w:name="Medium Grid 2 Accent 5"/>
+    <w:lsdException w:unhideWhenUsed="0" w:uiPriority="69" w:semiHidden="0" w:name="Medium Grid 3 Accent 5"/>
+    <w:lsdException w:unhideWhenUsed="0" w:uiPriority="70" w:semiHidden="0" w:name="Dark List Accent 5"/>
+    <w:lsdException w:unhideWhenUsed="0" w:uiPriority="71" w:semiHidden="0" w:name="Colorful Shading Accent 5"/>
+    <w:lsdException w:unhideWhenUsed="0" w:uiPriority="72" w:semiHidden="0" w:name="Colorful List Accent 5"/>
+    <w:lsdException w:unhideWhenUsed="0" w:uiPriority="73" w:semiHidden="0" w:name="Colorful Grid Accent 5"/>
+    <w:lsdException w:unhideWhenUsed="0" w:uiPriority="60" w:semiHidden="0" w:name="Light Shading Accent 6"/>
+    <w:lsdException w:unhideWhenUsed="0" w:uiPriority="61" w:semiHidden="0" w:name="Light List Accent 6"/>
+    <w:lsdException w:unhideWhenUsed="0" w:uiPriority="62" w:semiHidden="0" w:name="Light Grid Accent 6"/>
+    <w:lsdException w:unhideWhenUsed="0" w:uiPriority="63" w:semiHidden="0" w:name="Medium Shading 1 Accent 6"/>
+    <w:lsdException w:unhideWhenUsed="0" w:uiPriority="64" w:semiHidden="0" w:name="Medium Shading 2 Accent 6"/>
+    <w:lsdException w:unhideWhenUsed="0" w:uiPriority="65" w:semiHidden="0" w:name="Medium List 1 Accent 6"/>
+    <w:lsdException w:unhideWhenUsed="0" w:uiPriority="66" w:semiHidden="0" w:name="Medium List 2 Accent 6"/>
+    <w:lsdException w:unhideWhenUsed="0" w:uiPriority="67" w:semiHidden="0" w:name="Medium Grid 1 Accent 6"/>
+    <w:lsdException w:unhideWhenUsed="0" w:uiPriority="68" w:semiHidden="0" w:name="Medium Grid 2 Accent 6"/>
+    <w:lsdException w:unhideWhenUsed="0" w:uiPriority="69" w:semiHidden="0" w:name="Medium Grid 3 Accent 6"/>
+    <w:lsdException w:unhideWhenUsed="0" w:uiPriority="70" w:semiHidden="0" w:name="Dark List Accent 6"/>
+    <w:lsdException w:unhideWhenUsed="0" w:uiPriority="71" w:semiHidden="0" w:name="Colorful Shading Accent 6"/>
+    <w:lsdException w:unhideWhenUsed="0" w:uiPriority="72" w:semiHidden="0" w:name="Colorful List Accent 6"/>
+    <w:lsdException w:unhideWhenUsed="0" w:uiPriority="73" w:semiHidden="0" w:name="Colorful Grid Accent 6"/>
   </w:latentStyles>
-  <w:style w:type="paragraph" w:default="1" w:styleId="Normal">
+  <w:style w:type="paragraph" w:default="1" w:styleId="1">
     <w:name w:val="Normal"/>
     <w:qFormat/>
+    <w:uiPriority w:val="0"/>
+    <w:pPr>
+      <w:spacing w:line="276" w:lineRule="auto"/>
+    </w:pPr>
+    <w:rPr>
+      <w:rFonts w:ascii="Arial" w:hAnsi="Arial" w:eastAsia="Arial" w:cs="Arial"/>
+      <w:sz w:val="22"/>
+      <w:szCs w:val="22"/>
+      <w:lang w:val="en" w:eastAsia="en-IN" w:bidi="ar-SA"/>
+    </w:rPr>
   </w:style>
-  <w:style w:type="paragraph" w:styleId="Heading1">
+  <w:style w:type="paragraph" w:styleId="2">
     <w:name w:val="heading 1"/>
-    <w:basedOn w:val="Normal"/>
-    <w:next w:val="Normal"/>
+    <w:basedOn w:val="1"/>
+    <w:next w:val="1"/>
+    <w:qFormat/>
     <w:uiPriority w:val="9"/>
-    <w:qFormat/>
     <w:pPr>
       <w:keepNext/>
       <w:keepLines/>
@@ -2363,13 +1796,13 @@
       <w:szCs w:val="40"/>
     </w:rPr>
   </w:style>
-  <w:style w:type="paragraph" w:styleId="Heading2">
+  <w:style w:type="paragraph" w:styleId="3">
     <w:name w:val="heading 2"/>
-    <w:basedOn w:val="Normal"/>
-    <w:next w:val="Normal"/>
-    <w:uiPriority w:val="9"/>
+    <w:basedOn w:val="1"/>
+    <w:next w:val="1"/>
     <w:unhideWhenUsed/>
     <w:qFormat/>
+    <w:uiPriority w:val="9"/>
     <w:pPr>
       <w:keepNext/>
       <w:keepLines/>
@@ -2381,14 +1814,14 @@
       <w:szCs w:val="32"/>
     </w:rPr>
   </w:style>
-  <w:style w:type="paragraph" w:styleId="Heading3">
+  <w:style w:type="paragraph" w:styleId="4">
     <w:name w:val="heading 3"/>
-    <w:basedOn w:val="Normal"/>
-    <w:next w:val="Normal"/>
-    <w:uiPriority w:val="9"/>
+    <w:basedOn w:val="1"/>
+    <w:next w:val="1"/>
     <w:semiHidden/>
     <w:unhideWhenUsed/>
     <w:qFormat/>
+    <w:uiPriority w:val="9"/>
     <w:pPr>
       <w:keepNext/>
       <w:keepLines/>
@@ -2401,14 +1834,14 @@
       <w:szCs w:val="28"/>
     </w:rPr>
   </w:style>
-  <w:style w:type="paragraph" w:styleId="Heading4">
+  <w:style w:type="paragraph" w:styleId="5">
     <w:name w:val="heading 4"/>
-    <w:basedOn w:val="Normal"/>
-    <w:next w:val="Normal"/>
-    <w:uiPriority w:val="9"/>
+    <w:basedOn w:val="1"/>
+    <w:next w:val="1"/>
     <w:semiHidden/>
     <w:unhideWhenUsed/>
     <w:qFormat/>
+    <w:uiPriority w:val="9"/>
     <w:pPr>
       <w:keepNext/>
       <w:keepLines/>
@@ -2421,14 +1854,14 @@
       <w:szCs w:val="24"/>
     </w:rPr>
   </w:style>
-  <w:style w:type="paragraph" w:styleId="Heading5">
+  <w:style w:type="paragraph" w:styleId="6">
     <w:name w:val="heading 5"/>
-    <w:basedOn w:val="Normal"/>
-    <w:next w:val="Normal"/>
-    <w:uiPriority w:val="9"/>
+    <w:basedOn w:val="1"/>
+    <w:next w:val="1"/>
     <w:semiHidden/>
     <w:unhideWhenUsed/>
     <w:qFormat/>
+    <w:uiPriority w:val="9"/>
     <w:pPr>
       <w:keepNext/>
       <w:keepLines/>
@@ -2439,14 +1872,14 @@
       <w:color w:val="666666"/>
     </w:rPr>
   </w:style>
-  <w:style w:type="paragraph" w:styleId="Heading6">
+  <w:style w:type="paragraph" w:styleId="7">
     <w:name w:val="heading 6"/>
-    <w:basedOn w:val="Normal"/>
-    <w:next w:val="Normal"/>
-    <w:uiPriority w:val="9"/>
+    <w:basedOn w:val="1"/>
+    <w:next w:val="1"/>
     <w:semiHidden/>
     <w:unhideWhenUsed/>
     <w:qFormat/>
+    <w:uiPriority w:val="9"/>
     <w:pPr>
       <w:keepNext/>
       <w:keepLines/>
@@ -2458,19 +1891,18 @@
       <w:color w:val="666666"/>
     </w:rPr>
   </w:style>
-  <w:style w:type="character" w:default="1" w:styleId="DefaultParagraphFont">
+  <w:style w:type="character" w:default="1" w:styleId="8">
     <w:name w:val="Default Paragraph Font"/>
-    <w:uiPriority w:val="1"/>
     <w:semiHidden/>
     <w:unhideWhenUsed/>
+    <w:uiPriority w:val="1"/>
   </w:style>
-  <w:style w:type="table" w:default="1" w:styleId="TableNormal">
+  <w:style w:type="table" w:default="1" w:styleId="9">
     <w:name w:val="Normal Table"/>
-    <w:uiPriority w:val="99"/>
     <w:semiHidden/>
     <w:unhideWhenUsed/>
+    <w:uiPriority w:val="99"/>
     <w:tblPr>
-      <w:tblInd w:w="0" w:type="dxa"/>
       <w:tblCellMar>
         <w:top w:w="0" w:type="dxa"/>
         <w:left w:w="108" w:type="dxa"/>
@@ -2479,34 +1911,12 @@
       </w:tblCellMar>
     </w:tblPr>
   </w:style>
-  <w:style w:type="numbering" w:default="1" w:styleId="NoList">
-    <w:name w:val="No List"/>
-    <w:uiPriority w:val="99"/>
-    <w:semiHidden/>
-    <w:unhideWhenUsed/>
-  </w:style>
-  <w:style w:type="paragraph" w:styleId="Title">
-    <w:name w:val="Title"/>
-    <w:basedOn w:val="Normal"/>
-    <w:next w:val="Normal"/>
-    <w:uiPriority w:val="10"/>
+  <w:style w:type="paragraph" w:styleId="10">
+    <w:name w:val="Subtitle"/>
+    <w:basedOn w:val="1"/>
+    <w:next w:val="1"/>
     <w:qFormat/>
-    <w:pPr>
-      <w:keepNext/>
-      <w:keepLines/>
-      <w:spacing w:after="60"/>
-    </w:pPr>
-    <w:rPr>
-      <w:sz w:val="52"/>
-      <w:szCs w:val="52"/>
-    </w:rPr>
-  </w:style>
-  <w:style w:type="paragraph" w:styleId="Subtitle">
-    <w:name w:val="Subtitle"/>
-    <w:basedOn w:val="Normal"/>
-    <w:next w:val="Normal"/>
     <w:uiPriority w:val="11"/>
-    <w:qFormat/>
     <w:pPr>
       <w:keepNext/>
       <w:keepLines/>
@@ -2516,6 +1926,22 @@
       <w:color w:val="666666"/>
       <w:sz w:val="30"/>
       <w:szCs w:val="30"/>
+    </w:rPr>
+  </w:style>
+  <w:style w:type="paragraph" w:styleId="11">
+    <w:name w:val="Title"/>
+    <w:basedOn w:val="1"/>
+    <w:next w:val="1"/>
+    <w:qFormat/>
+    <w:uiPriority w:val="10"/>
+    <w:pPr>
+      <w:keepNext/>
+      <w:keepLines/>
+      <w:spacing w:after="60"/>
+    </w:pPr>
+    <w:rPr>
+      <w:sz w:val="52"/>
+      <w:szCs w:val="52"/>
     </w:rPr>
   </w:style>
 </w:styles>
@@ -2837,6 +2263,5 @@
       </a:style>
     </a:lnDef>
   </a:objectDefaults>
-  <a:extraClrSchemeLst/>
 </a:theme>
 </file>